--- a/RP1_UNIC_352704/livrabile/RP1_texte_SA1.1_A4_A5.docx
+++ b/RP1_UNIC_352704/livrabile/RP1_texte_SA1.1_A4_A5.docx
@@ -793,98 +793,72 @@
           <w:color w:val="595959"/>
           <w:sz w:val="18"/>
         </w:rPr>
-        <w:t>10.431 / 10.500 caractere</w:t>
-      </w:r>
-    </w:p>
-    <w:p>
-      <w:pPr>
-        <w:spacing w:after="80" w:before="0"/>
-        <w:jc w:val="both"/>
-      </w:pPr>
-      <w:r>
-        <w:rPr>
-          <w:b w:val="0"/>
-          <w:i w:val="0"/>
-        </w:rPr>
-        <w:t>SA4.1 a început în luna iulie 2026 (L1), conform graficului din cererea de finanțare, și acoperă în această perioadă de raportare trei luni de lucru: elaborarea și publicarea metodologiei de selecție a grupului țintă, informarea și recrutarea elevilor, părinților și cadrelor didactice din unitățile de învățământ partenere, constituirea și verificarea dosarelor de grup țintă, înregistrarea participanților în MySMIS2021 și motivarea participării. Activitatea a fost realizată de cei doi Experți GT (Expertul GT 1 și Expertul GT 2), sub coordonarea Managerului de proiect, care a avizat metodologia și a verificat dosarele. Pentru ca fiecare elev să aibă un singur responsabil, grupul țintă a fost împărțit între experți: Expertul GT 1 gestionează elevii Colegiului Tehnic Turda din clasele a X-a – a XI-a (acțiunea 8.f.1) și a VII-a – a VIII-a (acțiunea 8.f.2) și clasa a IX-a D a Liceului Teologic Reformat Cluj-Napoca (acțiunea 8.f.3); Expertul GT 2 gestionează elevii Liceului Tehnologic „Vlădeasa” Huedin (acțiunea 8.f.2) și clasa a IX-a a Colegiului Tehnic Turda (acțiunea 8.f.3).</w:t>
-      </w:r>
-    </w:p>
-    <w:p>
-      <w:pPr>
-        <w:spacing w:after="80" w:before="0"/>
-        <w:jc w:val="both"/>
-      </w:pPr>
-      <w:r>
-        <w:rPr>
-          <w:b w:val="0"/>
-          <w:i w:val="0"/>
-        </w:rPr>
-        <w:t>Iulie 2026 – cadrul de lucru și primele dosare. În primele două săptămâni, Experții GT, împreună cu Managerul de proiect, au elaborat Metodologia privind identificarea, recrutarea, înscrierea, verificarea, selectarea, validarea și menținerea grupului țintă (versiunea 1). Metodologia a pornit de la condițiile de eligibilitate din Ghidul solicitantului – condiții specifice pentru cele trei acțiuni (domiciliul în regiunea Nord-Vest, înmatricularea într-o școală parteneră, încadrarea în categoriile de risc sau de dezavantaj, clasa) și a stabilit criteriile de departajare în ordinea din cererea de finanțare (etnie romă, dizabilitate, sex feminin, data înscrierii), pașii de înscriere, documentele, verificarea și validarea dosarelor, contestațiile și protecția datelor. Au fost generate cele 15 anexe-formular ale dosarului de participant (opis și checklist, formular de înregistrare, acordul reprezentantului legal și nota GDPR, declarația de evitare a dublei finanțări, confirmarea școlară – Anexa 5A, formularele pentru părinți și cadre didactice, grila de verificare – Anexa 9, rapoartele de selecție – Anexa 11, contestația, chestionarul de satisfacție, nota de informare – Anexa 15). Metodologia a fost analizată în ședința de management din 16.07.2026, avizată de Managerul de proiect și publicată pe subpagina proiectului de pe site-ul beneficiarului la 16.07.2026, pentru acces egal la informație. Experții au pregătit și materialele de informare pentru școli (flyere, afiș).</w:t>
-      </w:r>
-    </w:p>
-    <w:p>
-      <w:pPr>
-        <w:spacing w:after="80" w:before="0"/>
-        <w:jc w:val="both"/>
-      </w:pPr>
-      <w:r>
-        <w:rPr>
-          <w:b w:val="0"/>
-          <w:i w:val="0"/>
-        </w:rPr>
-        <w:t>În paralel au avut loc întâlnirile de informare cu conducerile școlilor partenere: 07.07.2026 la Colegiul Tehnic Turda – structura Poiana (Managerul de proiect și cei doi Experți GT, 6 participanți) și 09.07.2026 la Liceul Tehnologic „Vlădeasa” Huedin (3 participanți). S-a convenit circuitul: școlile întocmesc listele preliminare și confirmă nevoia de sprijin prin Anexa 5A, iar experții oferă formularele și verifică eligibilitatea și completitudinea dosarelor. Colegiul Tehnic Turda a estimat 133 de elevi pe cele trei acțiuni și 3 cadre didactice, iar Liceul Tehnologic „Vlădeasa” Huedin 30 de elevi, 20 de rezervă și 1 cadru didactic. La 24.07.2026, cei doi experți au organizat la Colegiul Tehnic Turda prima întâlnire de informare și recrutare cu elevi, părinți și cadre didactice (20 de participanți), au prezentat proiectul, condițiile de participare și documentele necesare și au completat împreună cu familiile 24 de dosare de înscriere (Anexele 1–5), 14 prelucrate de Expertul GT 1 și 10 de Expertul GT 2. La 27.07.2026 a fost transmisă școlii adresa de solicitare a confirmărilor școlare și a actelor lipsă, iar la 29.07.2026 au fost primite 23 de confirmări școlare (Anexa 5A) și semnate electronic primele dosare.</w:t>
-      </w:r>
-    </w:p>
-    <w:p>
-      <w:pPr>
-        <w:spacing w:after="80" w:before="0"/>
-        <w:jc w:val="both"/>
-      </w:pPr>
-      <w:r>
-        <w:rPr>
-          <w:b w:val="0"/>
-          <w:i w:val="0"/>
-        </w:rPr>
-        <w:t>August 2026 – pregătirea seriei mari. Luna a fost dedicată completării dosarelor din iulie și pregătirii înscrierii elevilor de liceu. Expertul GT 1 a studiat modulul de înregistrare a participanților din MySMIS2021 (04–07.08.2026) și a preluat de la școală actele de identitate și certificatele de naștere (12–14.08.2026); cei doi experți au completat dosarele repartizate și opisurile, astfel încât la 31.08.2026 18 din cele 24 de dosare din iulie erau complete, restul așteptând acte de la familii sau hotărârile de plasament pentru elevii aflați în protecție specială. La 21.08.2026, cei doi experți au participat la întâlnirea cu părinții și cadrele didactice de la Colegiul Tehnic Turda (20 de participanți), unde au identificat 6 elevi noi din clasele a VII-a – a VIII-a și au întocmit 8 fișe de precompletare a Anexelor 2, 3, 4 și 15. Pe baza centralizatoarelor transmise de școli, experții au precompletat dosarele de înscriere (Anexele 1, 2, 3, 4, 5A, 9 și 15) pentru cei 70 de elevi de liceu ai Colegiului Tehnic Turda (38 din clasa a IX-a, 21 din clasa a X-a, 11 din clasa a XI-a). Tot în august, Expertul GT 2 a identificat și informat cadrele didactice care urmau să intre în grupul țintă și a lansat căutarea furnizorului de formare (detalii în SA5.2). La 24.08.2026, experții au avut la sediul World Vision o întâlnire de lucru de 2 ore cu managerul proiectului pe care organizația îl implementează în aceleași două școli: s-a convenit ca fiecare elev să fie inclus în grupul țintă al unui singur proiect pentru sprijin de același tip și ca listele propuse de școli să fie verificate reciproc înainte de validare, pentru evitarea dublei finanțări. Întâlnirea cu școala din Huedin, amânată din cauza concediilor, a fost reprogramată în septembrie.</w:t>
-      </w:r>
-    </w:p>
-    <w:p>
-      <w:pPr>
-        <w:spacing w:after="80" w:before="0"/>
-        <w:jc w:val="both"/>
-      </w:pPr>
-      <w:r>
-        <w:rPr>
-          <w:b w:val="0"/>
-          <w:i w:val="0"/>
-        </w:rPr>
-        <w:t>Septembrie 2026 – recrutarea efectivă și intrarea în operațiune. Odată cu începerea anului școlar, recrutarea s-a desfășurat pe trei fronturi. (1) Extinderea rețelei de școli: la 08 și 09.09.2026, Expertul GT 2 a prezentat proiectul conducerii Liceului Teologic Reformat Cluj-Napoca, cu care beneficiarul a încheiat acordul de colaborare din 09.09.2026 (anexat Notificării nr. 4); la 28.09.2026, cei doi experți au prezentat proiectul Liceului Tehnologic Energetic Cluj-Napoca, în vederea unei posibile colaborări pentru acțiunile 8.f.1 și 8.f.3. (2) Întâlnirile cu părinții (prezentarea proiectului și a condițiilor, colectarea actelor): Colegiul Tehnic Turda – 09.09.2026 (7 participanți) și 11.09.2026 (13 participanți); Liceul Tehnologic „Vlădeasa” Huedin – 11.09.2026 (12 participanți); Liceul Teologic Reformat Cluj-Napoca – 18.09.2026, ședința cu părinții clasei a IX-a D (19 participanți), unde dosarele au fost completate împreună cu familiile și semnate Anexele 2, 3 și 4; Colegiul Tehnic Turda – 21.09.2026, semnarea formularelor de înregistrare cu părinții elevilor din clasele a VII-a – a VIII-a, și 24.09.2026, stabilirea cu diriginții a documentelor de solicitat elevilor din clasele a X-a – a XI-a. La 22.09.2026, Liceul Teologic Reformat a transmis situația clasei a IX-a D (22 de elevi), iar la 23.09.2026 Expertul GT 1 a preluat de la școală confirmările școlare semnate de dirigintă. (3) Cadrele didactice: Expertul GT 2 a finalizat recrutarea celor 4 cadre didactice din grupul țintă (3 de la Colegiul Tehnic Turda și 1 de la Liceul Teologic Reformat Cluj-Napoca), inclusiv prin întâlnirea din 22.09.2026 de la Colegiul Tehnic Turda cu 2 dintre ele.</w:t>
-      </w:r>
-    </w:p>
-    <w:p>
-      <w:pPr>
-        <w:spacing w:after="80" w:before="0"/>
-        <w:jc w:val="both"/>
-      </w:pPr>
-      <w:r>
-        <w:rPr>
-          <w:b w:val="0"/>
-          <w:i w:val="0"/>
-        </w:rPr>
-        <w:t>La 15.09.2026, cei doi experți și Managerul de proiect au actualizat Metodologia de selecție a grupului țintă (versiunea 2), aliniind procedura la modelul de dosar folosit efectiv în proiect și la modificările aprobate prin Actul adițional nr. 1 (masa caldă) și Notificarea nr. 3 (sprijinul financiar în funcție de nevoie); metodologia este semnată de experți și avizată de Managerul de proiect. Dosarele au fost verificate pe grila de eligibilitate (Anexa 9) și au primit, începând cu 24.09.2026, numere de înregistrare pe acțiuni: Expertul GT 1 – 68 de dosare (21 pe 8.f.1, 27 pe 8.f.2, 20 pe 8.f.3); Expertul GT 2 – 36 de dosare complete pentru clasa a IX-a de la Colegiul Tehnic Turda și 30 de dosare pentru elevii din Huedin (25 complete, 5 cu documente de completat). Familiile cu documente lipsă au fost contactate direct și prin diriginți.</w:t>
-      </w:r>
-    </w:p>
-    <w:p>
-      <w:pPr>
-        <w:spacing w:after="80" w:before="0"/>
-        <w:jc w:val="both"/>
-      </w:pPr>
-      <w:r>
-        <w:rPr>
-          <w:b w:val="0"/>
-          <w:i w:val="0"/>
-        </w:rPr>
-        <w:t xml:space="preserve">Intrarea în operațiune a fost consemnată la data primei activități la care a participat fiecare elev, pe baza listelor de prezență semnate: 15.09.2026 (campania de informare de la Turda), 16–17.09.2026 (sprijin psihologic și prima sesiune remedială la Turda), 21–24.09.2026 (Turda și Huedin) și 30.09.2026 (prima sesiune remedială la Liceul Teologic Reformat). Înregistrarea în MySMIS2021 a început la 16–17.09.2026 cu primii 13 elevi, cu corectarea directă în platformă a numelor și adreselor și eliminarea unei înregistrări duble. La 30.09.2026 erau intrați în operațiune 97 de elevi – 55 din grupul Expertului GT 1 (17 pe 8.f.1, 19 pe 8.f.2, 19 pe 8.f.3) și 42 din grupul Expertului GT 2 (26 din clasa a IX-a de la Turda, intrați la 17.09 și 21.09.2026, și 16 din Huedin, intrați la 24.09 și 28.09.2026) – toți înregistrați în MySMIS2021, fiecare cu formularul de înregistrare semnat de reprezentantul legal și contrasemnat de expert și cu dosarul de grup țintă semnat electronic și încărcat în platformă. Au fost înregistrate și cele 4 cadre didactice (2 de fiecare expert). Pe acțiuni, situația față de ținta primului an (167 de elevi) este: 8.f.1 – 17 din 61; 8.f.2 – 35 din 35; 8.f.3 – 45 din 71; în total 58%, cu 70 de elevi de recrutat în continuare, în principal din clasele a IX-a – a XI-a. </w:t>
+        <w:t>5.287 / 10.500 caractere</w:t>
+      </w:r>
+    </w:p>
+    <w:p>
+      <w:pPr>
+        <w:spacing w:after="80" w:before="0"/>
+        <w:jc w:val="both"/>
+      </w:pPr>
+      <w:r>
+        <w:rPr>
+          <w:b w:val="0"/>
+          <w:i w:val="0"/>
+        </w:rPr>
+        <w:t>În perioada de raportare iulie – septembrie 2026 (L1–L3), SA4.1 a acoperit elaborarea și publicarea metodologiei de selecție a grupului țintă, informarea și recrutarea elevilor, părinților și cadrelor didactice din unitățile de învățământ partenere, constituirea și verificarea dosarelor de grup țintă și înregistrarea participanților în MySMIS2021. Activitatea a fost realizată de cei doi Experți GT, sub coordonarea Managerului de proiect, care a avizat metodologia și a verificat dosarele. Pentru ca fiecare elev să aibă un singur responsabil, grupul țintă a fost împărțit între experți pe școli și clase: Expertul GT 1 gestionează elevii Colegiului Tehnic Turda din clasele a VII-a – a VIII-a și a X-a – a XI-a și clasa a IX-a de la Liceul Teologic Reformat Cluj-Napoca, iar Expertul GT 2 elevii Liceului Tehnologic „Vlădeasa” Huedin și clasa a IX-a de la Colegiul Tehnic Turda.</w:t>
+      </w:r>
+    </w:p>
+    <w:p>
+      <w:pPr>
+        <w:spacing w:after="80" w:before="0"/>
+        <w:jc w:val="both"/>
+      </w:pPr>
+      <w:r>
+        <w:rPr>
+          <w:b w:val="0"/>
+          <w:i w:val="0"/>
+        </w:rPr>
+        <w:t>În luna iulie, Experții GT, împreună cu Managerul de proiect, au elaborat Metodologia de selecție a grupului țintă, pornind de la condițiile de eligibilitate din Ghidul solicitantului – condiții specifice și de la criteriile de departajare din cererea de finanțare, împreună cu anexele-formular ale dosarului de participant (formular de înregistrare, acordul reprezentantului legal și nota GDPR, declarația de evitare a dublei finanțări, confirmarea școlară, grila de verificare a eligibilității, formularele pentru părinți și cadre didactice, contestația). Metodologia a fost analizată în ședința de management din 16.07.2026, avizată de Managerul de proiect și publicată în aceeași zi pe subpagina proiectului de pe site-ul beneficiarului. Tot în iulie au avut loc întâlnirile de informare cu conducerile celor două școli partenere, la Turda și la Huedin, în care s-a stabilit circuitul de lucru (școlile întocmesc listele preliminare și confirmă nevoia de sprijin, experții verifică eligibilitatea și completitudinea dosarelor), și prima întâlnire de recrutare cu elevi, părinți și cadre didactice, la Colegiul Tehnic Turda (24.07.2026), unde au fost completate împreună cu familiile primele 24 de dosare de înscriere, urmate de solicitarea confirmărilor școlare.</w:t>
+      </w:r>
+    </w:p>
+    <w:p>
+      <w:pPr>
+        <w:spacing w:after="80" w:before="0"/>
+        <w:jc w:val="both"/>
+      </w:pPr>
+      <w:r>
+        <w:rPr>
+          <w:b w:val="0"/>
+          <w:i w:val="0"/>
+        </w:rPr>
+        <w:t>În luna august, experții au completat dosarele din iulie cu actele primite de la școală și de la familii, au organizat o nouă întâlnire cu părinții și cadrele didactice la Turda (21.08.2026), au precompletat dosarele de înscriere pentru elevii de liceu ai Colegiului Tehnic Turda pe baza centralizatoarelor transmise de școală și au pregătit înregistrarea în MySMIS2021. La 24.08.2026 au avut o întâlnire de lucru cu organizația care implementează un proiect similar în aceleași școli, în urma căreia s-a convenit ca fiecare elev să fie inclus într-un singur proiect pentru sprijin de același tip și ca listele să fie verificate reciproc înainte de validare, pentru evitarea dublei finanțări.</w:t>
+      </w:r>
+    </w:p>
+    <w:p>
+      <w:pPr>
+        <w:spacing w:after="80" w:before="0"/>
+        <w:jc w:val="both"/>
+      </w:pPr>
+      <w:r>
+        <w:rPr>
+          <w:b w:val="0"/>
+          <w:i w:val="0"/>
+        </w:rPr>
+        <w:t>În luna septembrie, odată cu începerea anului școlar, recrutarea s-a desfășurat în teren: ședințe cu părinții la Colegiul Tehnic Turda, la Liceul Tehnologic „Vlădeasa” Huedin și la Liceul Teologic Reformat Cluj-Napoca, partener asociat nou prin acordul de colaborare din 09.09.2026, deplasări pentru semnarea formularelor de înregistrare și colectarea documentelor, preluarea confirmărilor școlare și prezentarea proiectului la Liceul Tehnologic Energetic Cluj-Napoca, în vederea unei posibile colaborări. Expertul GT 2 a finalizat recrutarea celor 4 cadre didactice din grupul țintă. La 15.09.2026, metodologia a fost actualizată (versiunea 2), pentru alinierea la modelul de dosar folosit efectiv și la modificările aprobate prin Actul adițional nr. 1 și Notificarea nr. 3. Dosarele au fost verificate pe grila de eligibilitate și au primit numere de înregistrare pe acțiuni, iar familiile cu documente lipsă au fost contactate direct și prin diriginți.</w:t>
+      </w:r>
+    </w:p>
+    <w:p>
+      <w:pPr>
+        <w:spacing w:after="80" w:before="0"/>
+        <w:jc w:val="both"/>
+      </w:pPr>
+      <w:r>
+        <w:rPr>
+          <w:b w:val="0"/>
+          <w:i w:val="0"/>
+        </w:rPr>
+        <w:t xml:space="preserve">Intrarea în operațiune a fost consemnată la data primei activități la care a participat fiecare elev, pe baza listelor de prezență semnate, iar înregistrarea în MySMIS2021 a început la 16.09.2026, pe măsura semnării formularelor de către părinți. La 30.09.2026 erau constituite 134 de dosare de grup țintă și intraseră în operațiune 97 de elevi (17 pe acțiunea 8.f.1, 35 pe 8.f.2, 45 pe 8.f.3), toți înregistrați în MySMIS2021, împreună cu cele 4 cadre didactice; față de ținta primului an, recrutarea este realizată în proporție de 58%, cu decalaj pe clasele a IX-a – a XI-a, care continuă să fie recrutate din școlile partenere. </w:t>
       </w:r>
       <w:r>
         <w:rPr>
@@ -892,33 +866,33 @@
           <w:i w:val="0"/>
           <w:highlight w:val="yellow"/>
         </w:rPr>
-        <w:t>«Raportul de selecție și validare (Anexa 11) nr. … din … a fost întocmit de Experții GT și validat de Managerul de proiect.»</w:t>
-      </w:r>
-    </w:p>
-    <w:p>
-      <w:pPr>
-        <w:spacing w:after="80" w:before="0"/>
-        <w:jc w:val="both"/>
-      </w:pPr>
-      <w:r>
-        <w:rPr>
-          <w:b w:val="0"/>
-          <w:i w:val="0"/>
-        </w:rPr>
-        <w:t>Motivarea grupului țintă s-a făcut prin contactul direct cu elevii și familiile, prin explicarea beneficiilor concrete (sprijin financiar condiționat de prezență, masă caldă, consiliere, ateliere) și prin corelarea programului activităților cu orarul școlar, discutată în ședințele de management din 18.09 și 25.09.2026; reținerile unor părinți față de încadrarea copiilor într-o categorie vulnerabilă au fost gestionate prin discuții individuale și prin nota de informare privind prelucrarea datelor.</w:t>
-      </w:r>
-    </w:p>
-    <w:p>
-      <w:pPr>
-        <w:spacing w:after="80" w:before="0"/>
-        <w:jc w:val="both"/>
-      </w:pPr>
-      <w:r>
-        <w:rPr>
-          <w:b w:val="0"/>
-          <w:i w:val="0"/>
-        </w:rPr>
-        <w:t>Activitatea este documentată prin rapoartele de activitate și fișele de pontaj ale Experților GT, metodologia (versiunile 1 și 2) cu anexele și dovada publicării, minutele, listele de prezență și fotografiile întâlnirilor, adresele către școli, confirmările școlare, dosarele de grup țintă cu grilele de verificare, formularele de înregistrare semnate, registrul grupului țintă și minuta întâlnirii din 24.08.2026.</w:t>
+        <w:t>«Raportul de selecție și validare (Anexa 11) nr. … din … a fost validat de Managerul de proiect.»</w:t>
+      </w:r>
+    </w:p>
+    <w:p>
+      <w:pPr>
+        <w:spacing w:after="80" w:before="0"/>
+        <w:jc w:val="both"/>
+      </w:pPr>
+      <w:r>
+        <w:rPr>
+          <w:b w:val="0"/>
+          <w:i w:val="0"/>
+        </w:rPr>
+        <w:t>Motivarea grupului țintă s-a făcut prin contactul direct cu elevii și familiile, prin explicarea beneficiilor concrete ale participării și prin corelarea programului activităților cu orarul școlar, aspect discutat în ședințele de management din 18.09 și 25.09.2026, după ce experții au semnalat absențele elevilor și reținerile unor părinți față de încadrarea copiilor într-o categorie vulnerabilă.</w:t>
+      </w:r>
+    </w:p>
+    <w:p>
+      <w:pPr>
+        <w:spacing w:after="80" w:before="0"/>
+        <w:jc w:val="both"/>
+      </w:pPr>
+      <w:r>
+        <w:rPr>
+          <w:b w:val="0"/>
+          <w:i w:val="0"/>
+        </w:rPr>
+        <w:t>Activitatea este documentată prin rapoartele de activitate și fișele de pontaj ale Experților GT, metodologia cu anexele și dovada publicării, minutele, listele de prezență și fotografiile întâlnirilor, adresele către școli, confirmările școlare, dosarele de grup țintă cu grilele de verificare, formularele de înregistrare semnate și registrul grupului țintă.</w:t>
       </w:r>
     </w:p>
     <w:p>
@@ -1069,98 +1043,85 @@
           <w:color w:val="595959"/>
           <w:sz w:val="18"/>
         </w:rPr>
-        <w:t>7.199 / 10.500 caractere</w:t>
-      </w:r>
-    </w:p>
-    <w:p>
-      <w:pPr>
-        <w:spacing w:after="80" w:before="0"/>
-        <w:jc w:val="both"/>
-      </w:pPr>
-      <w:r>
-        <w:rPr>
-          <w:b w:val="0"/>
-          <w:i w:val="0"/>
-        </w:rPr>
-        <w:t>SA4.2 a început în luna iulie 2026 (L1) și are ca scop identificarea, împreună cu școlile partenere, a elevilor care au nevoie de sprijin: elevi aflați în risc de abandon școlar sau de părăsire timpurie a școlii și/sau elevi din grupuri ori medii defavorizate, pentru acțiunile 8.f.1 (clasele a X-a – a XI-a din ÎPT) și 8.f.3 (clasa a IX-a), precum și elevii din clasele terminale ale gimnaziului pentru acțiunea 8.f.2. Activitatea a fost realizată de Expertul GT 1 și Expertul GT 2, cu sprijinul diriginților, al conducerilor școlilor și, din septembrie, al cadrelor didactice angajate în proiect, sub coordonarea Managerului de proiect. Identificarea este etapa care precede recrutarea din SA4.1: elevii identificați de școli sunt informați, iar dosarele lor se constituie progresiv, pe măsura acordului familiilor.</w:t>
-      </w:r>
-    </w:p>
-    <w:p>
-      <w:pPr>
-        <w:spacing w:after="80" w:before="0"/>
-        <w:jc w:val="both"/>
-      </w:pPr>
-      <w:r>
-        <w:rPr>
-          <w:b w:val="0"/>
-          <w:i w:val="0"/>
-        </w:rPr>
-        <w:t>Iulie 2026 – stabilirea criteriilor și primele liste. La întâlnirile din 07.07.2026 (Colegiul Tehnic Turda) și 09.07.2026 (Liceul Tehnologic „Vlădeasa” Huedin), experții au prezentat conducerilor școlilor criteriile din cererea de finanțare pe baza cărora se face identificarea: risc de abandon sau de părăsire timpurie a școlii (absenteism, rezultate școlare slabe, corigențe, repetenție), proveniența din grupuri sau medii defavorizate (mediul rural sau urban mic, zone izolate, etnie romă, părinți plecați la muncă în străinătate, familii numeroase sau monoparentale, statut socio-economic scăzut, nivel educațional scăzut al părinților, dizabilități sau cerințe educaționale speciale). S-a convenit ca școlile să transmită situațiile pe clase și să confirme nevoia de sprijin a fiecărui elev prin confirmarea școlară (Anexa 5A), semnată de diriginte și de director, iar experții să verifice încadrarea pe acțiuni. Pe baza informațiilor transmise de școli, analizate la 13 și 17.07.2026, au fost identificați 30 de elevi din clasele a VII-a – a VIII-a la Colegiul Tehnic Turda și 37 de elevi eligibili plus 13 pe lista de așteptare la Liceul Tehnologic „Vlădeasa” Huedin, cifre consemnate în minuta ședinței de management din 16.07.2026. Întâlnirea din 24.07.2026 cu elevii, părinții și cadrele didactice de la Colegiul Tehnic Turda a servit și identificării directe: 20 de participanți, 24 de elevi pentru care s-au completat dosare.</w:t>
-      </w:r>
-    </w:p>
-    <w:p>
-      <w:pPr>
-        <w:spacing w:after="80" w:before="0"/>
-        <w:jc w:val="both"/>
-      </w:pPr>
-      <w:r>
-        <w:rPr>
-          <w:b w:val="0"/>
-          <w:i w:val="0"/>
-        </w:rPr>
-        <w:t>August 2026 – centralizatoarele școlilor și baza de date. Până la 25.08.2026, școlile partenere au transmis centralizatoarele elevilor propuși: Colegiul Tehnic Turda – 30 de elevi din clasele a VII-a – a VIII-a, 38 din clasa a IX-a și 32 din clasele a X-a – a XI-a; Liceul Tehnologic „Vlădeasa” Huedin – 50 de elevi din clasele a VII-a – a VIII-a. În 25–26.08.2026, Experții GT au verificat listele și au încadrat elevii pe acțiuni și pe criteriile de vulnerabilitate, constituind baza de date a elevilor identificați: 150 de elevi, dintre care 32 pentru acțiunea 8.f.1, 80 pentru acțiunea 8.f.2 și 38 pentru acțiunea 8.f.3. Pentru elevii din Huedin, școala a consemnat pentru fiecare elev nevoia de sprijin remedial, dificultățile la competențele de bază, proveniența din medii defavorizate, familiile vulnerabile și condițiile de bursă socială; pentru elevii din Turda, încadrarea s-a făcut pe baza situației școlare și a confirmărilor școlare. Verificarea a scos la iveală CNP-uri eronate în listele școlii, corectate ulterior împreună cu diriginții, și elevi majori sau aflați în protecție specială, pentru care circuitul documentelor este diferit. La 21.08.2026, cei doi experți au identificat, la întâlnirea de la Colegiul Tehnic Turda, încă 6 elevi eligibili din clasele a VII-a – a VIII-a. Întâlnirea de lucru din 24.08.2026 cu organizația care implementează un proiect similar în aceleași școli a confirmat că numărul de elevi înscriși este mai mic decât estimările școlilor și că grupurile țintă trebuie delimitate clar între proiecte, concluzie care a determinat căutarea unei a treia unități de învățământ partenere.</w:t>
-      </w:r>
-    </w:p>
-    <w:p>
-      <w:pPr>
-        <w:spacing w:after="80" w:before="0"/>
-        <w:jc w:val="both"/>
-      </w:pPr>
-      <w:r>
-        <w:rPr>
-          <w:b w:val="0"/>
-          <w:i w:val="0"/>
-        </w:rPr>
-        <w:t>Septembrie 2026 – verificarea încadrării și școala parteneră nouă. În perioada 01–04.09.2026, Expertul GT 1 a verificat încadrarea pe acțiuni a elevilor de liceu ai Colegiului Tehnic Turda (clasele a IX-a – a XI-a) și a pregătit confirmările școlare de completat de școală, iar la 03.09.2026 a verificat datele celor 50 de elevi din Huedin. În 09–11.09.2026, cei doi experți au identificat Liceul Teologic Reformat Cluj-Napoca ca unitate de învățământ parteneră nouă, cu clase de învățământ profesional (frizer-coafor, bucătar); la 22.09.2026 școala a transmis situația clasei a IX-a D – 22 de elevi –, iar la 23.09.2026 au fost preluate confirmările școlare semnate de dirigintă. Expertul GT 2 a verificat eligibilitatea și documentele elevilor identificați la Turda și Huedin (07–11.09, 21–22.09 și 24–25.09.2026) și a actualizat registrul grupului țintă, consemnând pentru fiecare elev acțiunea, clasa, școala, stadiul dosarului și documentele de adus. Cadrele didactice angajate în proiect au contribuit direct la identificare, conform cererii de finanțare: Cadrul didactic 1 a identificat, în 07–16.09.2026, elevii clasei a IX-a de la Colegiul Tehnic Turda care au nevoie de sprijin la limba română și a constituit cele două grupe remediale; Cadrul didactic 2 a colectat de la elevi, părinți și diriginți formularele necesare înscrierii și a completat și semnat confirmările școlare (Anexa 5A) pentru cei 38 de elevi din clasa a IX-a; Cadrul didactic 3 a identificat, împreună cu dirigintele clasei a IX-a D de la Liceul Teologic Reformat, elevii cu nevoi de sprijin la limba română, ținând cont de cerințele educaționale speciale și de situația materială a familiilor. Testele de evaluare inițială aplicate la primele sesiuni remediale (17, 21, 22 și 30.09.2026) și chestionarele de motivație și de interese aplicate de Consilierul psihologic și de experții din SA5.3 completează profilul de nevoi al fiecărui elev și stau la baza planificării sprijinului (SA5.1, SA5.3, SA5.4).</w:t>
-      </w:r>
-    </w:p>
-    <w:p>
-      <w:pPr>
-        <w:spacing w:after="80" w:before="0"/>
-        <w:jc w:val="both"/>
-      </w:pPr>
-      <w:r>
-        <w:rPr>
-          <w:b w:val="0"/>
-          <w:i w:val="0"/>
-        </w:rPr>
-        <w:t>Unitățile de învățământ partenere nu au introdus încă elevii în Mecanismul de Avertizare Timpurie în Educație, astfel încât identificarea s-a realizat pe baza situațiilor școlare și a confirmărilor școlare; instrumentele MATE (fișa de observare, dosarul de caz, planul individual de servicii educaționale) vor fi utilizate pe măsura implementării mecanismului în școli, iar cadrele didactice din proiect vor sprijini completarea lor.</w:t>
-      </w:r>
-    </w:p>
-    <w:p>
-      <w:pPr>
-        <w:spacing w:after="80" w:before="0"/>
-        <w:jc w:val="both"/>
-      </w:pPr>
-      <w:r>
-        <w:rPr>
-          <w:b w:val="0"/>
-          <w:i w:val="0"/>
-        </w:rPr>
-        <w:t>Situația la 30.09.2026: 172 de elevi identificați – 32 pentru acțiunea 8.f.1 (clasele a X-a – a XI-a, Colegiul Tehnic Turda), 80 pentru acțiunea 8.f.2 (clasele a VII-a – a VIII-a: 30 la Turda, 50 la Huedin) și 60 pentru acțiunea 8.f.3 (clasa a IX-a: 38 la Turda, 22 la Liceul Teologic Reformat Cluj-Napoca) –, pentru fiecare elev nevoia de sprijin fiind confirmată de diriginte și de director prin confirmarea școlară. Față de țintele subactivității (183 de elevi pe 8.f.1 și 213 pe 8.f.3, pe 3 ani școlari), identificarea continuă în anul școlar 2026–2027 prin extinderea rețelei de școli partenere cu clase de ÎPT.</w:t>
-      </w:r>
-    </w:p>
-    <w:p>
-      <w:pPr>
-        <w:spacing w:after="80" w:before="0"/>
-        <w:jc w:val="both"/>
-      </w:pPr>
-      <w:r>
-        <w:rPr>
-          <w:b w:val="0"/>
-          <w:i w:val="0"/>
-        </w:rPr>
-        <w:t>Activitatea este documentată prin centralizatoarele transmise de școli, baza de date a elevilor identificați, confirmările școlare (Anexa 5A), listele de prezență și minutele întâlnirilor, rapoartele de activitate și fișele de pontaj ale Experților GT și ale cadrelor didactice.</w:t>
+        <w:t>4.097 / 10.500 caractere</w:t>
+      </w:r>
+    </w:p>
+    <w:p>
+      <w:pPr>
+        <w:spacing w:after="80" w:before="0"/>
+        <w:jc w:val="both"/>
+      </w:pPr>
+      <w:r>
+        <w:rPr>
+          <w:b w:val="0"/>
+          <w:i w:val="0"/>
+        </w:rPr>
+        <w:t>În perioada de raportare iulie – septembrie 2026 (L1–L3), SA4.2 a vizat identificarea, împreună cu școlile partenere, a elevilor care au nevoie de sprijin: elevi aflați în risc de abandon școlar sau de părăsire timpurie a școlii și/sau proveniți din grupuri ori medii defavorizate, pentru acțiunile 8.f.1 și 8.f.3, precum și elevii din clasele a VII-a – a VIII-a pentru acțiunea 8.f.2. Activitatea a fost realizată de Experții GT, cu sprijinul diriginților și al conducerilor școlilor și, din septembrie, al cadrelor didactice angajate în proiect, sub coordonarea Managerului de proiect. Identificarea precede recrutarea din SA4.1: elevii identificați de școli sunt informați, iar dosarele lor se constituie progresiv, pe măsura acordului familiilor.</w:t>
+      </w:r>
+    </w:p>
+    <w:p>
+      <w:pPr>
+        <w:spacing w:after="80" w:before="0"/>
+        <w:jc w:val="both"/>
+      </w:pPr>
+      <w:r>
+        <w:rPr>
+          <w:b w:val="0"/>
+          <w:i w:val="0"/>
+        </w:rPr>
+        <w:t>În luna iulie, la întâlnirile cu conducerile Colegiului Tehnic Turda și Liceului Tehnologic „Vlădeasa” Huedin, experții au prezentat criteriile de identificare din cererea de finanțare (absenteism, rezultate școlare slabe, situație socio-economică precară, mediul rural sau urban mic, familii numeroase ori monoparentale, părinți plecați la muncă în străinătate, etnie romă, dizabilități sau cerințe educaționale speciale) și au convenit ca școlile să transmită situațiile pe clase și să confirme nevoia de sprijin a fiecărui elev prin confirmarea școlară semnată de diriginte și de director. Pe baza informațiilor transmise de școli au fost identificați primii elevi din clasele a VII-a – a VIII-a de la Turda și de la Huedin, iar întâlnirea din 24.07.2026 cu elevii și părinții de la Turda a servit și identificării directe.</w:t>
+      </w:r>
+    </w:p>
+    <w:p>
+      <w:pPr>
+        <w:spacing w:after="80" w:before="0"/>
+        <w:jc w:val="both"/>
+      </w:pPr>
+      <w:r>
+        <w:rPr>
+          <w:b w:val="0"/>
+          <w:i w:val="0"/>
+        </w:rPr>
+        <w:t>În luna august, școlile au transmis centralizatoarele elevilor propuși pentru toate clasele vizate, iar experții le-au verificat și au încadrat elevii pe acțiuni și pe criteriile de vulnerabilitate, constituind baza de date a elevilor identificați: 150 de elevi la 31.08.2026. Verificarea a scos la iveală date de identificare eronate, corectate împreună cu școlile, precum și faptul că școlile au în acest an școlar mai puțini elevi înmatriculați decât estimaseră și că o parte dintre elevii eligibili sunt vizați și de alte proiecte din același apel, ceea ce a determinat căutarea unei unități de învățământ partenere suplimentare.</w:t>
+      </w:r>
+    </w:p>
+    <w:p>
+      <w:pPr>
+        <w:spacing w:after="80" w:before="0"/>
+        <w:jc w:val="both"/>
+      </w:pPr>
+      <w:r>
+        <w:rPr>
+          <w:b w:val="0"/>
+          <w:i w:val="0"/>
+        </w:rPr>
+        <w:t>În luna septembrie, experții au verificat încadrarea pe acțiuni a elevilor de liceu de la Turda, au pregătit confirmările școlare și au identificat Liceul Teologic Reformat Cluj-Napoca ca școală parteneră nouă, cu clase de învățământ profesional, de la care au preluat situația clasei a IX-a și confirmările școlare. Cadrele didactice angajate în proiect au contribuit direct la identificare, conform cererii de finanțare: au identificat împreună cu diriginții elevii clasei a IX-a cu nevoi de sprijin la limba română și la fizică, au colectat formularele necesare înscrierii și au completat confirmările școlare. Testele de evaluare inițială aplicate la primele sesiuni remediale și chestionarele aplicate de Consilierul psihologic și de experții din SA5.3 completează profilul de nevoi al fiecărui elev și stau la baza planificării sprijinului. Unitățile de învățământ partenere nu au introdus încă elevii în Mecanismul de Avertizare Timpurie în Educație, astfel încât identificarea s-a realizat pe baza situațiilor școlare și a confirmărilor școlare; instrumentele MATE vor fi utilizate pe măsura implementării mecanismului în școli.</w:t>
+      </w:r>
+    </w:p>
+    <w:p>
+      <w:pPr>
+        <w:spacing w:after="80" w:before="0"/>
+        <w:jc w:val="both"/>
+      </w:pPr>
+      <w:r>
+        <w:rPr>
+          <w:b w:val="0"/>
+          <w:i w:val="0"/>
+        </w:rPr>
+        <w:t>La 30.09.2026 erau identificați 172 de elevi: 32 pentru acțiunea 8.f.1 (clasele a X-a – a XI-a, Colegiul Tehnic Turda), 80 pentru acțiunea 8.f.2 (clasele a VII-a – a VIII-a, Turda și Huedin) și 60 pentru acțiunea 8.f.3 (clasa a IX-a, Turda și Liceul Teologic Reformat Cluj-Napoca), pentru fiecare nevoia de sprijin fiind confirmată de școală. Identificarea continuă în anul școlar 2026–2027, prin extinderea rețelei de școli partenere cu clase de învățământ profesional și tehnic.</w:t>
+      </w:r>
+    </w:p>
+    <w:p>
+      <w:pPr>
+        <w:spacing w:after="80" w:before="0"/>
+        <w:jc w:val="both"/>
+      </w:pPr>
+      <w:r>
+        <w:rPr>
+          <w:b w:val="0"/>
+          <w:i w:val="0"/>
+        </w:rPr>
+        <w:t>Activitatea este documentată prin centralizatoarele transmise de școli, baza de date a elevilor identificați, confirmările școlare, listele de prezență și minutele întâlnirilor, rapoartele de activitate și fișele de pontaj ale Experților GT și ale cadrelor didactice.</w:t>
       </w:r>
     </w:p>
     <w:p>
@@ -1300,33 +1261,33 @@
           <w:color w:val="595959"/>
           <w:sz w:val="18"/>
         </w:rPr>
-        <w:t>6.142 / 10.500 caractere</w:t>
-      </w:r>
-    </w:p>
-    <w:p>
-      <w:pPr>
-        <w:spacing w:after="80" w:before="0"/>
-        <w:jc w:val="both"/>
-      </w:pPr>
-      <w:r>
-        <w:rPr>
-          <w:b w:val="0"/>
-          <w:i w:val="0"/>
-        </w:rPr>
-        <w:t>SA5.1 a început în luna septembrie 2026 (L3), conform graficului din cererea de finanțare, și cuprinde două măsuri pentru elevii din acțiunea 8.f.1: sprijinul financiar pentru cazare, masă și transport (500 lei/lună, maximum 10 luni, în funcție de nevoia identificată) și sprijinul psihologic. Activitatea este realizată de Consilierul psihologic (angajat de la 31.08.2026) și de cei doi Experți GT, cu sprijinul cadrelor didactice pentru verificarea frecvenței, sub coordonarea Managerului de proiect, care validează metodologia și supervizează implementarea. În perioada de raportare au fost parcurse etapa de planificare prevăzută în cererea de finanțare pentru prima lună a activității și debutul sprijinului psihologic; lucrul pregătitor la metodologie a început încă din iulie, în paralel cu metodologia grupului țintă.</w:t>
-      </w:r>
-    </w:p>
-    <w:p>
-      <w:pPr>
-        <w:spacing w:after="80" w:before="0"/>
-        <w:jc w:val="both"/>
-      </w:pPr>
-      <w:r>
-        <w:rPr>
-          <w:b w:val="0"/>
-          <w:i w:val="0"/>
-        </w:rPr>
-        <w:t xml:space="preserve">Planificarea și metodologia. Metodologia de acordare a sprijinului financiar, a subvențiilor și a sprijinului personalizat a fost elaborată de Experții GT în luna iulie 2026, după ședința de management din 16.07.2026 în care s-au discutat documentele justificative pentru fiecare beneficiar și plată, circuitul de verificare și evitarea dublei finanțări; versiunea 1, cu anexele sale (cererea și checklistul pentru sprijinul financiar – Anexa 8, modelul de contract, fișa de monitorizare lunară, borderoul), a fost publicată pe site-ul beneficiarului la 16.07.2026 și finalizată la 28.07.2026. Principiul de bază este separarea includerii în grupul țintă de acordarea sprijinului: sprijinul se acordă elevilor pentru care nevoia este identificată și justificată prin documentele din dosarul de grup țintă, fiecare elev din acțiunea 8.f.1 beneficiind de cel puțin o formă de sprijin (financiar sau psihologic). În luna septembrie 2026, metodologia a fost actualizată (versiunea 2) în corelare cu Notificarea nr. 3, aprobată de OIR PECU Nord-Vest la 04.09.2026, care a clarificat că sprijinul financiar se acordă în funcție de nevoia identificată, nu tuturor elevilor; metodologia stabilește criteriile și prioritățile de acordare, echipa de evaluare, modelele de documente, circuitul lor și condiționarea sprijinului de frecvența regulată, de rezultatele școlare și de participarea la activitățile proiectului, verificate de cadrele didactice și comunicate Experților GT. </w:t>
+        <w:t>3.944 / 10.500 caractere</w:t>
+      </w:r>
+    </w:p>
+    <w:p>
+      <w:pPr>
+        <w:spacing w:after="80" w:before="0"/>
+        <w:jc w:val="both"/>
+      </w:pPr>
+      <w:r>
+        <w:rPr>
+          <w:b w:val="0"/>
+          <w:i w:val="0"/>
+        </w:rPr>
+        <w:t>În perioada de raportare iulie – septembrie 2026, SA5.1 a parcurs etapa de pregătire și a început efectiv în luna septembrie (L3), conform graficului din cererea de finanțare. Subactivitatea cuprinde două măsuri pentru elevii din acțiunea 8.f.1: sprijinul financiar pentru cazare, masă și transport, acordat în funcție de nevoia identificată, și sprijinul psihologic. Activitatea este realizată de Consilierul psihologic și de Experții GT, cu sprijinul cadrelor didactice pentru verificarea frecvenței, sub coordonarea Managerului de proiect, care validează metodologia și supervizează implementarea.</w:t>
+      </w:r>
+    </w:p>
+    <w:p>
+      <w:pPr>
+        <w:spacing w:after="80" w:before="0"/>
+        <w:jc w:val="both"/>
+      </w:pPr>
+      <w:r>
+        <w:rPr>
+          <w:b w:val="0"/>
+          <w:i w:val="0"/>
+        </w:rPr>
+        <w:t xml:space="preserve">Planificarea. Metodologia de acordare a sprijinului financiar, a subvențiilor și a sprijinului personalizat a fost elaborată de Experții GT în luna iulie, după ședința de management din 16.07.2026, și publicată pe site-ul beneficiarului. Principiul de bază este separarea includerii în grupul țintă de acordarea sprijinului: sprijinul se acordă elevilor pentru care nevoia este identificată și justificată prin documentele din dosar, fiecare elev din acțiunea 8.f.1 beneficiind de cel puțin o formă de sprijin. În septembrie, metodologia a fost actualizată în corelare cu Notificarea nr. 3 și stabilește criteriile și prioritățile de acordare, echipa de evaluare, modelele de documente (cerere, contract, fișă de monitorizare lunară, borderou), circuitul lor și condiționarea sprijinului de frecvență, de rezultatele școlare și de participarea la activitățile proiectului. </w:t>
       </w:r>
       <w:r>
         <w:rPr>
@@ -1341,33 +1302,33 @@
           <w:b w:val="0"/>
           <w:i w:val="0"/>
         </w:rPr>
-        <w:t xml:space="preserve"> Pe baza listei elevilor din acțiunea 8.f.1 transmise de Experții GT, Consilierul psihologic a realizat organizarea administrativă a grupelor; Cadrul didactic 1 a contribuit în zilele de 03, 04 și 22.09.2026 la corelarea programului de sprijin cu orarul elevilor din clasele a X-a – a XI-a.</w:t>
-      </w:r>
-    </w:p>
-    <w:p>
-      <w:pPr>
-        <w:spacing w:after="80" w:before="0"/>
-        <w:jc w:val="both"/>
-      </w:pPr>
-      <w:r>
-        <w:rPr>
-          <w:b w:val="0"/>
-          <w:i w:val="0"/>
-        </w:rPr>
-        <w:t>Sprijinul psihologic. Înainte de primele ateliere, Consilierul psihologic a documentat instrumentele potrivite vârstei (ghidul CNPEE pentru dezvoltarea competențelor socio-emoționale, resurse de consiliere școlară) și a pregătit fișa de lucru model, chestionarul de motivație școlară și setul de activități de cunoaștere. În perioada 16–30.09.2026 a efectuat 10 deplasări la Colegiul Tehnic Turda – structura Poiana (str. Câmpiei nr. 51), unde învață elevii din clasele a X-a – a XI-a (16, 17, 18, 21, 22, 23, 24, 28, 29 și 30.09.2026), cu 3–9 elevi pe deplasare, în ateliere de cunoaștere și intercunoaștere, discuții de grup și discuții individuale, cu scopul de a stabili relația de consiliere și de a identifica obiectivele individuale sau de grup. Metodele au fost non-terapeutice, adaptate vârstei: prezentarea cu mingea și ecusoanele personale; „Rucsacul psihologului” (lanterna, cheia, oglinda, busola, plasturele – pentru explicarea rolului consilierului, a confidențialității și a limitelor ei); harta ca metaforă a traseelor vieții (16, 17 și 18.09.2026); Inventarul de motivație școlară (13 chestionare completate); fișa de autocunoaștere „Blazonul meu” (11 fișe); scrisori către sine, din postura de adult la 20 de ani; discuții libere despre activitățile de după școală, pentru identificarea punților de intervenție. În total au fost sprijiniți 17 elevi din acțiunea 8.f.1, dintre care 2 au fost înscriși în grupul țintă chiar ca urmare a participării, fiecare având o fișă de observație individuală, listele de prezență și fișele de lucru arhivate în dosarul propriu, pe baza cărora se construiește planul individual de sprijin. Observațiile consilierului – elevi nemulțumiți de specializarea aleasă, prezență redusă la școală a unora dintre ei, nevoia de a programa sesiunile după ore – au fost aduse în ședințele de management din 18.09 (online) și 25.09.2026 (fizic) și au condus la decizia de a organiza consilierea după programul școlar și de a corela planificarea cu disponibilitatea efectivă a elevilor.</w:t>
-      </w:r>
-    </w:p>
-    <w:p>
-      <w:pPr>
-        <w:spacing w:after="80" w:before="0"/>
-        <w:jc w:val="both"/>
-      </w:pPr>
-      <w:r>
-        <w:rPr>
-          <w:b w:val="0"/>
-          <w:i w:val="0"/>
-        </w:rPr>
-        <w:t xml:space="preserve">Sprijinul financiar. Conform metodologiei și cererii de finanțare, procedura de contactare a beneficiarilor eligibili se lansează după validarea grupului țintă, pe bază de cerere-tip completată de elev sau de reprezentantul legal, documentele-suport fiind preluate din dosarul de grup țintă; Managerul de proiect verifică completitudinea, Experții GT întocmesc centralizatorul beneficiarilor eligibili, iar contractele se semnează cu fiecare elev sau reprezentant legal. În perioada de raportare nu au fost acordate sume. Pregătirea a început: la 24.09.2026, Expertul GT 1 a stabilit cu diriginții de la Colegiul Tehnic Turda lista documentelor de solicitat fiecărui elev din clasele a X-a – a XI-a, iar în ședința din 25.09.2026 echipa a convenit condiția de prezență de minimum 75% la ore și la activități pentru menținerea sprijinului. Lansarea procedurii este planificată pentru luna </w:t>
+        <w:t xml:space="preserve"> Pe baza listei elevilor din acțiunea 8.f.1, Consilierul psihologic a realizat organizarea administrativă a grupelor, în corelare cu orarul școlar.</w:t>
+      </w:r>
+    </w:p>
+    <w:p>
+      <w:pPr>
+        <w:spacing w:after="80" w:before="0"/>
+        <w:jc w:val="both"/>
+      </w:pPr>
+      <w:r>
+        <w:rPr>
+          <w:b w:val="0"/>
+          <w:i w:val="0"/>
+        </w:rPr>
+        <w:t>Sprijinul psihologic. După documentarea instrumentelor potrivite vârstei, Consilierul psihologic a realizat, în perioada 16–30.09.2026, 10 deplasări la Colegiul Tehnic Turda – structura Poiana, unde învață elevii din clasele a X-a – a XI-a, cu ateliere de cunoaștere și autocunoaștere, discuții de grup și discuții individuale, având ca scop stabilirea relației de consiliere și identificarea obiectivelor individuale sau de grup. Au fost folosite metode non-terapeutice, adaptate vârstei: jocuri de prezentare, „Rucsacul psihologului” (pentru explicarea rolului consilierului și a confidențialității), harta ca metaforă a traseelor vieții, inventarul de motivație școlară, fișa de autocunoaștere „Blazonul meu” și scrisori către sine. În total au fost sprijiniți 17 elevi, fiecare având fișă de observație individuală, liste de prezență și fișe de lucru arhivate în dosarul propriu, pe baza cărora se construiește planul individual de sprijin. Observațiile consilierului privind prezența redusă a unor elevi și nevoia de a programa sesiunile după ore au fost discutate în ședințele de management din 18.09 și 25.09.2026, unde s-a decis organizarea consilierii după programul școlar.</w:t>
+      </w:r>
+    </w:p>
+    <w:p>
+      <w:pPr>
+        <w:spacing w:after="80" w:before="0"/>
+        <w:jc w:val="both"/>
+      </w:pPr>
+      <w:r>
+        <w:rPr>
+          <w:b w:val="0"/>
+          <w:i w:val="0"/>
+        </w:rPr>
+        <w:t xml:space="preserve">Sprijinul financiar. Conform metodologiei, procedura de contactare a beneficiarilor eligibili se lansează după validarea grupului țintă, pe bază de cerere-tip, documentele-suport fiind preluate din dosarul de grup țintă; Managerul de proiect verifică completitudinea, Experții GT întocmesc centralizatorul beneficiarilor eligibili, iar contractele se semnează cu fiecare elev sau reprezentant legal. În perioada de raportare nu au fost acordate sume; pregătirea a început prin stabilirea cu diriginții a documentelor de solicitat elevilor din clasele a X-a – a XI-a și prin stabilirea, în ședința din 25.09.2026, a condiției de prezență de minimum 75% la ore și la activități. Lansarea procedurii este planificată pentru luna </w:t>
       </w:r>
       <w:r>
         <w:rPr>
@@ -1382,20 +1343,20 @@
           <w:b w:val="0"/>
           <w:i w:val="0"/>
         </w:rPr>
-        <w:t>, după înregistrarea elevilor din clasele a X-a – a XI-a cu dosare complete.</w:t>
-      </w:r>
-    </w:p>
-    <w:p>
-      <w:pPr>
-        <w:spacing w:after="80" w:before="0"/>
-        <w:jc w:val="both"/>
-      </w:pPr>
-      <w:r>
-        <w:rPr>
-          <w:b w:val="0"/>
-          <w:i w:val="0"/>
-        </w:rPr>
-        <w:t>Activitatea este documentată prin metodologia de acordare a sprijinului (versiunile 1 și 2) cu anexele, raportul de activitate și fișa de pontaj ale Consilierului psihologic, cele 10 liste de prezență, chestionarele, fișele de lucru și rapoartele individuale ale elevilor (fișa de observație, listă de prezență, fișe, fotografii realizate cu acordul reprezentanților legali), rapoartele de activitate ale Experților GT și minutele ședințelor de management din 18.09 și 25.09.2026.</w:t>
+        <w:t>.</w:t>
+      </w:r>
+    </w:p>
+    <w:p>
+      <w:pPr>
+        <w:spacing w:after="80" w:before="0"/>
+        <w:jc w:val="both"/>
+      </w:pPr>
+      <w:r>
+        <w:rPr>
+          <w:b w:val="0"/>
+          <w:i w:val="0"/>
+        </w:rPr>
+        <w:t>Activitatea este documentată prin metodologia de acordare a sprijinului cu anexele, raportul de activitate și fișa de pontaj ale Consilierului psihologic, listele de prezență, chestionarele, fișele de lucru și rapoartele individuale ale elevilor, rapoartele de activitate ale Experților GT și minutele ședințelor de management.</w:t>
       </w:r>
     </w:p>
     <w:p>
@@ -1507,85 +1468,72 @@
           <w:color w:val="595959"/>
           <w:sz w:val="18"/>
         </w:rPr>
-        <w:t>6.555 / 10.500 caractere</w:t>
-      </w:r>
-    </w:p>
-    <w:p>
-      <w:pPr>
-        <w:spacing w:after="80" w:before="0"/>
-        <w:jc w:val="both"/>
-      </w:pPr>
-      <w:r>
-        <w:rPr>
-          <w:b w:val="0"/>
-          <w:i w:val="0"/>
-        </w:rPr>
-        <w:t>SA5.2 a început în luna septembrie 2026 (L3), conform graficului din cererea de finanțare, cu pregătirea demarată în lunile iulie – august. Scopul subactivității este formarea celor 4 cadre didactice din grupul țintă în tehnici didactice inovative, comunicare cu elevii aflați în risc educațional, strategii de motivare și menținere în sistemul educațional și utilizarea tehnologiilor moderne în predare și evaluare, printr-un program acreditat de Ministerul Educației și Cercetării, cu transfer direct al competențelor în programele remediale din SA5.4. Conform Notificării nr. 3, aprobată la 04.09.2026, formarea se desfășoară în paralel cu programele remediale, fără ca finalizarea ei să condiționeze începerea activităților cu elevii. Activitatea a fost coordonată de Managerul de proiect; Expertul GT 2 a recrutat cadrele didactice și a identificat furnizorul, iar achiziția a fost derulată de echipa de management (SA2.1).</w:t>
-      </w:r>
-    </w:p>
-    <w:p>
-      <w:pPr>
-        <w:spacing w:after="80" w:before="0"/>
-        <w:jc w:val="both"/>
-      </w:pPr>
-      <w:r>
-        <w:rPr>
-          <w:b w:val="0"/>
-          <w:i w:val="0"/>
-        </w:rPr>
-        <w:t>Pregătirea (iulie – august 2026). La întâlnirile din 07.07.2026 (Colegiul Tehnic Turda) și 09.07.2026 (Liceul Tehnologic „Vlădeasa” Huedin), conducerile școlilor au indicat cadrele didactice care lucrează direct cu elevii din grupul țintă; în august, Expertul GT 2 a discutat cu acestea rolul lor în proiect și pașii de urmat. În paralel a căutat furnizori de formare continuă acreditați: la 13.08.2026 a transmis, de pe adresa de comunicare a proiectului, o solicitare de colaborare către formatori și furnizori acreditați, iar la 19.08.2026 a transmis 16 solicitări de ofertă pentru servicii de formare a cadrelor didactice; ofertele primite au fost analizate, iar programul Asociației Proeuro-Cons, „Abilitare informațională în combaterea abandonului școlar: un ghid pentru cadre didactice” (Aviz nr. 1555/DGMCDRSIP/30.06.2025, program complementar, domeniul „Reziliență școlară”, 30 de ore, 12 credite profesionale transferabile), a fost considerat cel mai potrivit nevoilor proiectului. Pe baza Referatului de necesitate nr. 2026082407/24.08.2026 și a Notei justificative din 26.08.2026, la 28.08.2026 a fost încheiat Contractul de servicii de formare cadre didactice nr. 2026082804 (12.400,00 lei, 3.100,00 lei/participant, prestatorul nefiind plătitor de TVA, față de o valoare estimată de 24.000,00 lei), semnat electronic de ambele părți în aceeași zi, împreună cu Ordinul de începere nr. 2026082809/28.08.2026; contractul și ordinul au fost transmise prestatorului la 01.09, respectiv 04.09.2026, iar dosarul achiziției a fost încărcat în MySMIS2021 la 07.09.2026. Contractul prevede adaptarea suportului de curs, a exemplelor și a studiilor de caz la specificul învățământului profesional și tehnic și la temele orizontale ale proiectului, livrarea evidențelor nominale, a documentelor de prezență și a raportului de activitate, precum și două sesiuni fizice suplimentare de orientare, la Huedin și la Turda, fără cost.</w:t>
-      </w:r>
-    </w:p>
-    <w:p>
-      <w:pPr>
-        <w:spacing w:after="80" w:before="0"/>
-        <w:jc w:val="both"/>
-      </w:pPr>
-      <w:r>
-        <w:rPr>
-          <w:b w:val="0"/>
-          <w:i w:val="0"/>
-        </w:rPr>
-        <w:t>Grupa de formare (septembrie 2026). Grupa (seria 1, grupa 1) a fost constituită din cele 4 cadre didactice recrutate în grupul țintă: 3 de la Colegiul Tehnic Turda (limba română – engleză, fizică – informatică, fizică) și 1 de la Liceul Teologic Reformat Cluj-Napoca (limba și literatura română), aceleași cadre didactice care susțin programele remediale din SA5.4. Pentru fiecare a fost constituit dosarul de grup țintă (formular de înregistrare, declarații, adeverință de la unitatea de învățământ), iar la 22.09.2026 Expertul GT 2 s-a întâlnit la Colegiul Tehnic Turda cu 2 dintre ele pentru finalizarea documentelor. Cadrele didactice au fost înregistrate în MySMIS2021 (2 de fiecare Expert GT).</w:t>
-      </w:r>
-    </w:p>
-    <w:p>
-      <w:pPr>
-        <w:spacing w:after="80" w:before="0"/>
-        <w:jc w:val="both"/>
-      </w:pPr>
-      <w:r>
-        <w:rPr>
-          <w:b w:val="0"/>
-          <w:i w:val="0"/>
-        </w:rPr>
-        <w:t>Derularea programului. Furnizorul a emis Calendarul activităților de formare nr. 445/28.08.2026 (Anexa 2 la Procedura specifică MEC nr. 29.611/24.07.2025): perioada 10–18.09.2026, integral online, pe platformele Google Workspace și Moodle ale furnizorului, cu 12 ore sincrone pe Google Meet (10.09 – 4 ore, 15.09 – 2 ore, 16.09 – 3 ore, 17.09 – 3 ore, în intervalul 16:00–20:00) și 18 ore asincrone pe Moodle (11, 12, 14–18.09.2026), structurate pe trei module: Fundamentele abandonului școlar (10 ore), Intervenții și strategii de prevenire a abandonului școlar (15 ore) și Monitorizarea eficienței intervențiilor (5 ore); formator Nicoară Remus. La 09.09.2026, furnizorul a transmis cursanților și beneficiarului e-mailul „Informații debut curs”, cu confirmarea înscrierii, calendarul, linkul sesiunilor, regulile de participare, structura portofoliului cursantului, suportul de curs (29 de pagini) și documentele de referință (OMEC nr. 3986/2025, procedura specifică). Cursul a debutat la 10.09.2026, ora 16:00, cu toate cele 4 cadre didactice conectate pe întreaga durată a sesiunii (raportul de participare generat de Google Meet: 16:00–19:54), sesiunea fiind înregistrată video; sesiunile din 15 și 16.09.2026 au fost documentate prin capturi de ecran realizate de echipa de proiect, cu data și ora vizibile, în care apar formatorul, cursanții și materialele prezentate (personalitatea și temperamentele elevilor, feedback corectiv versus critică, libera inițiativă, tipurile de inteligență). Managerul de proiect a urmărit prezența și a ținut legătura cu furnizorul pentru adaptarea conținutului la specificul programelor remediale. Tematica parcursă – identificarea timpurie a riscului de abandon, comunicarea cu elevii aflați în risc, motivarea și menținerea lor în școală, instrumente digitale în predare și evaluare, egalitate de șanse și nediscriminare – este aplicată de cadrele didactice direct în sesiunile remediale începute în aceeași lună.</w:t>
-      </w:r>
-    </w:p>
-    <w:p>
-      <w:pPr>
-        <w:spacing w:after="80" w:before="0"/>
-        <w:jc w:val="both"/>
-      </w:pPr>
-      <w:r>
-        <w:rPr>
-          <w:b w:val="0"/>
-          <w:i w:val="0"/>
-        </w:rPr>
-        <w:t>Etape următoare. Evaluarea finală a cursanților, pe baza portofoliilor, este programată la 09.10.2026, online sincron, după care furnizorul eliberează documentele de absolvire (în maximum 30 de zile), beneficiarul realizează recepția serviciilor (raport de activitate, evidențe nominale, documente de prezență) și plata, iar sesiunile fizice de orientare de la Huedin și Turda se programează de comun acord. Rezultatul R17 (4 cadre didactice formate și certificate) și indicatorul aferent vor fi raportate în Raportul de progres nr. 2.</w:t>
-      </w:r>
-    </w:p>
-    <w:p>
-      <w:pPr>
-        <w:spacing w:after="80" w:before="0"/>
-        <w:jc w:val="both"/>
-      </w:pPr>
-      <w:r>
-        <w:rPr>
-          <w:b w:val="0"/>
-          <w:i w:val="0"/>
-        </w:rPr>
-        <w:t>Activitatea este documentată prin contractul de servicii, ordinul de începere și dovezile de transmitere, calendarul formării, dovada acreditării programului, e-mailul de debut și suportul de curs, raportul de participare și capturile de ecran ale sesiunilor online, lista cursanților, dosarele de grup țintă ale cadrelor didactice, corespondența cu furnizorul și rapoartele de activitate ale Expertului GT 2, centralizate în documentul „SA 5.2_09.2026_Formarea cadrelor didactice”, atașat raportului.</w:t>
+        <w:t>3.970 / 10.500 caractere</w:t>
+      </w:r>
+    </w:p>
+    <w:p>
+      <w:pPr>
+        <w:spacing w:after="80" w:before="0"/>
+        <w:jc w:val="both"/>
+      </w:pPr>
+      <w:r>
+        <w:rPr>
+          <w:b w:val="0"/>
+          <w:i w:val="0"/>
+        </w:rPr>
+        <w:t>În perioada de raportare iulie – septembrie 2026, SA5.2 a parcurs pregătirea și a început efectiv în luna septembrie (L3), conform graficului din cererea de finanțare. Scopul subactivității este formarea celor 4 cadre didactice din grupul țintă în tehnici didactice inovative, comunicare cu elevii aflați în risc educațional, strategii de motivare și menținere în școală și utilizarea tehnologiilor moderne, printr-un program acreditat de Ministerul Educației și Cercetării, cu transfer direct al competențelor în programele remediale. Conform Notificării nr. 3, formarea se desfășoară în paralel cu programele remediale, fără ca finalizarea ei să condiționeze începerea activităților cu elevii. Activitatea a fost coordonată de Managerul de proiect; Expertul GT 2 a recrutat cadrele didactice și a identificat furnizorul, iar achiziția a fost derulată de echipa de management (SA2.1).</w:t>
+      </w:r>
+    </w:p>
+    <w:p>
+      <w:pPr>
+        <w:spacing w:after="80" w:before="0"/>
+        <w:jc w:val="both"/>
+      </w:pPr>
+      <w:r>
+        <w:rPr>
+          <w:b w:val="0"/>
+          <w:i w:val="0"/>
+        </w:rPr>
+        <w:t>În lunile iulie – august, conducerile școlilor partenere au indicat cadrele didactice care lucrează direct cu elevii din grupul țintă, iar Expertul GT 2 le-a informat despre rolul lor în proiect. În paralel, a căutat furnizori de formare continuă acreditați, a transmis solicitări de colaborare și de ofertă și a analizat ofertele primite; a fost selectat programul Asociației Proeuro-Cons „Abilitare informațională în combaterea abandonului școlar: un ghid pentru cadre didactice”, acreditat prin Avizul nr. 1555/DGMCDRSIP/30.06.2025, cu o durată de 30 de ore și 12 credite profesionale transferabile. Contractul de servicii de formare nr. 2026082804/28.08.2026 și ordinul de începere au fost semnate electronic la 28.08.2026 și transmise prestatorului la începutul lunii septembrie; contractul prevede adaptarea suportului de curs la specificul învățământului profesional și tehnic și la temele orizontale ale proiectului, livrarea evidențelor de prezență și a raportului de activitate, precum și două sesiuni fizice suplimentare de orientare, la Huedin și la Turda, fără cost.</w:t>
+      </w:r>
+    </w:p>
+    <w:p>
+      <w:pPr>
+        <w:spacing w:after="80" w:before="0"/>
+        <w:jc w:val="both"/>
+      </w:pPr>
+      <w:r>
+        <w:rPr>
+          <w:b w:val="0"/>
+          <w:i w:val="0"/>
+        </w:rPr>
+        <w:t>În luna septembrie, grupa de formare a fost constituită din cele 4 cadre didactice recrutate în grupul țintă (3 de la Colegiul Tehnic Turda și 1 de la Liceul Teologic Reformat Cluj-Napoca), aceleași cadre didactice care susțin programele remediale; pentru fiecare a fost constituit dosarul de grup țintă și a fost realizată înregistrarea în MySMIS2021. Programul s-a desfășurat în perioada 10–18.09.2026, integral online, conform calendarului de formare al furnizorului: 12 ore de sesiuni sincrone pe Google Meet (10, 15, 16 și 17.09.2026, în intervalul 16:00–20:00) și 18 ore de activități asincrone pe platforma Moodle, pe trei module – fundamentele abandonului școlar, intervenții și strategii de prevenire, monitorizarea eficienței intervențiilor. Cursanții au primit în prealabil informațiile de debut, calendarul, suportul de curs și structura portofoliului. Cursul a debutat la 10.09.2026 cu toate cele 4 cadre didactice prezente pe întreaga durată a sesiunii, conform raportului de participare generat de platformă; sesiunile următoare au fost documentate prin capturi de ecran cu data și ora vizibile. Managerul de proiect a urmărit prezența și a ținut legătura cu furnizorul pentru adaptarea conținutului la specificul programelor remediale, în care cadrele didactice aplică direct temele parcurse.</w:t>
+      </w:r>
+    </w:p>
+    <w:p>
+      <w:pPr>
+        <w:spacing w:after="80" w:before="0"/>
+        <w:jc w:val="both"/>
+      </w:pPr>
+      <w:r>
+        <w:rPr>
+          <w:b w:val="0"/>
+          <w:i w:val="0"/>
+        </w:rPr>
+        <w:t>Evaluarea finală a cursanților, pe baza portofoliilor, este programată la 09.10.2026, după care furnizorul eliberează documentele de absolvire, iar beneficiarul realizează recepția serviciilor și plata; rezultatul R17 și indicatorul aferent vor fi raportate în Raportul de progres nr. 2.</w:t>
+      </w:r>
+    </w:p>
+    <w:p>
+      <w:pPr>
+        <w:spacing w:after="80" w:before="0"/>
+        <w:jc w:val="both"/>
+      </w:pPr>
+      <w:r>
+        <w:rPr>
+          <w:b w:val="0"/>
+          <w:i w:val="0"/>
+        </w:rPr>
+        <w:t>Activitatea este documentată prin contractul de servicii, ordinul de începere, calendarul formării, dovada acreditării programului, suportul de curs, raportul de participare și capturile de ecran ale sesiunilor online, lista cursanților, dosarele de grup țintă ale cadrelor didactice și corespondența cu furnizorul, centralizate în documentul „SA 5.2_09.2026_Formarea cadrelor didactice”, atașat raportului.</w:t>
       </w:r>
     </w:p>
     <w:p>
@@ -1723,33 +1671,33 @@
           <w:color w:val="595959"/>
           <w:sz w:val="18"/>
         </w:rPr>
-        <w:t>6.176 / 10.500 caractere</w:t>
-      </w:r>
-    </w:p>
-    <w:p>
-      <w:pPr>
-        <w:spacing w:after="80" w:before="0"/>
-        <w:jc w:val="both"/>
-      </w:pPr>
-      <w:r>
-        <w:rPr>
-          <w:b w:val="0"/>
-          <w:i w:val="0"/>
-        </w:rPr>
-        <w:t>SA5.3 a început în luna septembrie 2026 (L3), conform graficului din cererea de finanțare, și reunește patru componente: campania media de informare și conștientizare, atelierele pentru părinți, târgurile de oportunități și vizitele la operatori economici. Scopul este creșterea gradului de conștientizare a elevilor din clasele a VII-a – a VIII-a și a părinților lor cu privire la rolul educației și la avantajele învățământului profesional și tehnic, pentru prevenirea abandonului și continuarea studiilor. Activitatea este realizată de Expertul comunicare (angajat de la 31.08.2026) și de Facilitatorul comunitar 2 (de la 04.09.2026), sub coordonarea Managerului de proiect. Persoana nominalizată prin Notificarea nr. 1 pe poziția de Facilitator comunitar 1 nu a fost angajată în perioada de raportare, angajarea fiind corelată cu începerea atelierelor pentru părinți; activitățile de facilitare din septembrie au fost asigurate de Facilitatorul comunitar 2, fără impact asupra calendarului. Prima lună a fost, conform cererii de finanțare, etapa de analiză a percepțiilor și a nevoilor, realizată prin contact direct cu elevii, din care se construiesc Planul de informare și conștientizare și planul tematic al atelierelor.</w:t>
-      </w:r>
-    </w:p>
-    <w:p>
-      <w:pPr>
-        <w:spacing w:after="80" w:before="0"/>
-        <w:jc w:val="both"/>
-      </w:pPr>
-      <w:r>
-        <w:rPr>
-          <w:b w:val="0"/>
-          <w:i w:val="0"/>
-        </w:rPr>
-        <w:t xml:space="preserve">Campania de informare și conștientizare (Expertul comunicare). Expertul comunicare a pregătit instrumentele primei etape – discursul de prezentare a proiectului, chestionarul de interese (interese, pasiuni, așteptări, perspective de viitor), jocul de intercunoaștere „Găsește pe cineva care…”, fișa „Mesaj pentru mine peste 5 ani” – și a organizat 5 activități de teren cu elevii din acțiunea 8.f.2, în spații puse la dispoziție de școli și de comunitate: 15.09.2026, Colegiul Tehnic Turda – 11 elevi: prezentarea proiectului, exerciții de icebreaking și aplicarea chestionarului de interese (9 chestionare completate), cu discutarea răspunsurilor individual și în grup; 16.09.2026, Colegiul Tehnic Turda – 12 elevi: meserii, aptitudini și perspective profesionale, jocul-concurs „Găsește pe cineva care…” și legătura dintre interese, abilități și opțiunile de carieră; 28.09.2026, Casa de Cultură Huedin – 7 elevi: prezentarea proiectului și aplicarea chestionarului (7 chestionare); 29.09.2026, Primăria Huedin – 4 elevi: exercițiul „Mesaj pentru mine peste 5 ani” (4 fișe completate și 4 mesaje înregistrate audio, cu acordul reprezentanților legali); 30.09.2026, Colegiul Tehnic Turda – 12 elevi: reflecție asupra viitorului personal, educațional și profesional. În total 23 de elevi și 46 de participări; cele 16 chestionare și 4 fișe au fost analizate pentru adaptarea activităților următoare la profilul participanților și constituie analiza sumară a percepțiilor pe baza căreia se elaborează Planul de informare și conștientizare și materialele campaniei (afișe, pliante, materiale multimedia cu modele pozitive din ÎPT), </w:t>
+        <w:t>3.913 / 10.500 caractere</w:t>
+      </w:r>
+    </w:p>
+    <w:p>
+      <w:pPr>
+        <w:spacing w:after="80" w:before="0"/>
+        <w:jc w:val="both"/>
+      </w:pPr>
+      <w:r>
+        <w:rPr>
+          <w:b w:val="0"/>
+          <w:i w:val="0"/>
+        </w:rPr>
+        <w:t>În perioada de raportare iulie – septembrie 2026, SA5.3 a început în luna septembrie (L3), conform graficului din cererea de finanțare. Subactivitatea reunește campania media de informare și conștientizare, atelierele pentru părinți, târgurile de oportunități și vizitele la operatori economici, cu scopul de a crește gradul de conștientizare a elevilor din clasele a VII-a – a VIII-a și a părinților lor cu privire la rolul educației și la avantajele învățământului profesional și tehnic. Activitatea este realizată de Expertul comunicare și de Facilitatorul comunitar 2, sub coordonarea Managerului de proiect. Persoana nominalizată pe poziția de Facilitator comunitar 1 nu a fost angajată în perioada de raportare, angajarea fiind corelată cu începerea atelierelor pentru părinți; activitățile de facilitare din septembrie au fost asigurate de Facilitatorul comunitar 2, fără impact asupra calendarului. Prima lună a fost, conform cererii de finanțare, etapa de analiză a percepțiilor și a nevoilor, realizată prin contact direct cu elevii, din care se construiesc Planul de informare și conștientizare și planul tematic al atelierelor.</w:t>
+      </w:r>
+    </w:p>
+    <w:p>
+      <w:pPr>
+        <w:spacing w:after="80" w:before="0"/>
+        <w:jc w:val="both"/>
+      </w:pPr>
+      <w:r>
+        <w:rPr>
+          <w:b w:val="0"/>
+          <w:i w:val="0"/>
+        </w:rPr>
+        <w:t xml:space="preserve">Expertul comunicare a pregătit instrumentele primei etape (discursul de prezentare a proiectului, chestionarul de interese, jocul de intercunoaștere „Găsește pe cineva care…”, fișa „Mesaj pentru mine peste 5 ani”) și a organizat 5 activități de informare și conștientizare cu elevii din acțiunea 8.f.2, la Colegiul Tehnic Turda (15, 16 și 30.09.2026) și la Huedin, în spații puse la dispoziție de comunitate – Casa de Cultură și Primăria (28 și 29.09.2026). Activitățile au urmărit prezentarea proiectului, cunoașterea participanților, identificarea intereselor și a așteptărilor lor, discuții despre meserii, aptitudini și opțiuni de carieră și un exercițiu de reflecție asupra viitorului personal, educațional și profesional, cu mesaje înregistrate audio cu acordul reprezentanților legali. Au participat 23 de elevi, cu 46 de participări; chestionarele și fișele completate au fost analizate și stau la baza Planului de informare și conștientizare și a materialelor campaniei, </w:t>
       </w:r>
       <w:r>
         <w:rPr>
@@ -1777,46 +1725,33 @@
           <w:b w:val="0"/>
           <w:i w:val="0"/>
         </w:rPr>
-        <w:t>Facilitarea comunitară (Facilitatorul comunitar 2). Facilitatorul a elaborat planul lunar de activitate și chestionarul „Ce mi-ar fi util să învăț și să dezvolt?”, instrument anonim de identificare a nevoilor și intereselor elevilor (autocunoaștere, comunicare, gestionarea emoțiilor, utilizarea internetului, orientare școlară și profesională, abilități pentru viață, metode de lucru preferate), cu răspunsuri utilizate agregat, exclusiv pentru planificare. A organizat 2 activități directe cu elevii din clasele a VII-a – a VIII-a: 15.09.2026, Colegiul Tehnic Turda – structura Poiana, 13:00–16:00 – 6 elevi (5 din clasa a VII-a, 1 din clasa a VIII-a): prezentarea rolului facilitatorului, jocul de cunoaștere „Două adevăruri și o minciună”, discuții despre interese și aplicarea chestionarului; 24.09.2026, Liceul Tehnologic „Vlădeasa” Huedin, 14:00–15:00 – 15 elevi (8 din clasa a VII-a, 7 din clasa a VIII-a), cu același format, pentru două clase diferite. Cele 21 de chestionare au fost centralizate într-un raport de analiză: elevii au nevoi și interese legate de orientarea educațională și profesională, autocunoaștere, comunicare, gestionarea emoțiilor și siguranța online și preferă clar metodele participative, jocurile, activitățile practice și excursiile; pe această bază au fost formulate direcțiile de intervenție și tematicile propuse pentru atelierele următoare. A fost întocmit centralizatorul nominal al celor 21 de elevi (data, localitatea, clasa, școala). Facilitatorul a participat la ședința de management din 25.09.2026, unde s-a discutat organizarea activităților după programul școlar și corelarea lor cu prezența efectivă a elevilor.</w:t>
-      </w:r>
-    </w:p>
-    <w:p>
-      <w:pPr>
-        <w:spacing w:after="80" w:before="0"/>
-        <w:jc w:val="both"/>
-      </w:pPr>
-      <w:r>
-        <w:rPr>
-          <w:b w:val="0"/>
-          <w:i w:val="0"/>
-        </w:rPr>
-        <w:t>Participarea. În luna septembrie 2026, 35 de elevi unici din acțiunea 8.f.2 au participat la cel puțin o activitate din SA5.3 (o parte dintre elevii de la Turda au participat atât la activitățile Expertului comunicare, cât și la cele ale Facilitatorului), data primei participări fiind data intrării în operațiune, consemnată în registrul grupului țintă și în MySMIS2021. Lista de prezență a fiecărei activități este semnată de elevi, iar activitățile sunt documentate prin minute și fotografii.</w:t>
-      </w:r>
-    </w:p>
-    <w:p>
-      <w:pPr>
-        <w:spacing w:after="80" w:before="0"/>
-        <w:jc w:val="both"/>
-      </w:pPr>
-      <w:r>
-        <w:rPr>
-          <w:b w:val="0"/>
-          <w:i w:val="0"/>
-        </w:rPr>
-        <w:t>Atelierele pentru părinți, târgurile de oportunități și vizitele la operatori economici. Atelierele pentru părinți încep în luna octombrie 2026 (planificate în Anexa 12 pentru 02, 09, 12 și 29.10.2026), după evaluarea informală a nevoilor părinților realizată de Facilitator prin diriginți și contact direct; în perioada de raportare nu au fost sprijiniți părinți. Târgul de oportunități pentru anul școlar 2026–2027 și vizitele la operatori economici sunt planificate pentru perioada următoare, după contractarea serviciilor de organizare a târgului (SA2.1) și stabilirea calendarului cu unitățile de învățământ partenere.</w:t>
-      </w:r>
-    </w:p>
-    <w:p>
-      <w:pPr>
-        <w:spacing w:after="80" w:before="0"/>
-        <w:jc w:val="both"/>
-      </w:pPr>
-      <w:r>
-        <w:rPr>
-          <w:b w:val="0"/>
-          <w:i w:val="0"/>
-        </w:rPr>
-        <w:t>Activitatea este documentată prin rapoartele de activitate și fișele de pontaj ale Expertului comunicare și Facilitatorului comunitar 2, planul lunar de activitate, cele 7 liste de prezență, minutele activităților, chestionarele aplicate și rapoartele de analiză, centralizatorul participanților, materialele de lucru (discurs, chestionar, joc, fișă), înregistrările audio și fotografiile realizate, centralizate în documentele „SA 5.3_09.2026_Informare și conștientizare” ale celor doi experți.</w:t>
+        <w:t>Facilitatorul comunitar 2 a elaborat planul lunar de activitate și chestionarul „Ce mi-ar fi util să învăț și să dezvolt?”, instrument anonim de identificare a nevoilor și intereselor elevilor, și a organizat 2 activități directe cu elevii din clasele a VII-a – a VIII-a, la Colegiul Tehnic Turda – structura Poiana (15.09.2026) și la Liceul Tehnologic „Vlădeasa” Huedin (24.09.2026), cu jocuri de cunoaștere, discuții despre interese și aplicarea chestionarului; au participat 21 de elevi. Chestionarele au fost centralizate într-un raport de analiză: elevii au nevoi legate de orientarea educațională și profesională, autocunoaștere, comunicare, gestionarea emoțiilor și siguranța online și preferă metodele participative, jocurile și activitățile practice; pe această bază au fost formulate direcțiile de intervenție și tematicile atelierelor următoare. Facilitatorul a participat la ședința de management din 25.09.2026, unde s-a discutat organizarea activităților după programul școlar.</w:t>
+      </w:r>
+    </w:p>
+    <w:p>
+      <w:pPr>
+        <w:spacing w:after="80" w:before="0"/>
+        <w:jc w:val="both"/>
+      </w:pPr>
+      <w:r>
+        <w:rPr>
+          <w:b w:val="0"/>
+          <w:i w:val="0"/>
+        </w:rPr>
+        <w:t>În total, 35 de elevi din acțiunea 8.f.2 au participat în luna septembrie la cel puțin o activitate din SA5.3, data primei participări fiind data intrării în operațiune. Atelierele pentru părinți încep în luna octombrie 2026, după evaluarea informală a nevoilor părinților realizată prin diriginți și contact direct; târgul de oportunități și vizitele la operatori economici sunt planificate după contractarea serviciilor de organizare și stabilirea calendarului cu școlile.</w:t>
+      </w:r>
+    </w:p>
+    <w:p>
+      <w:pPr>
+        <w:spacing w:after="80" w:before="0"/>
+        <w:jc w:val="both"/>
+      </w:pPr>
+      <w:r>
+        <w:rPr>
+          <w:b w:val="0"/>
+          <w:i w:val="0"/>
+        </w:rPr>
+        <w:t>Activitatea este documentată prin rapoartele de activitate și fișele de pontaj ale celor doi experți, planul lunar de activitate, listele de prezență, minutele activităților, chestionarele și rapoartele de analiză, materialele de lucru, înregistrările audio și fotografiile realizate.</w:t>
       </w:r>
     </w:p>
     <w:p>
@@ -1954,33 +1889,33 @@
           <w:color w:val="595959"/>
           <w:sz w:val="18"/>
         </w:rPr>
-        <w:t>5.801 / 10.500 caractere</w:t>
-      </w:r>
-    </w:p>
-    <w:p>
-      <w:pPr>
-        <w:spacing w:after="80" w:before="0"/>
-        <w:jc w:val="both"/>
-      </w:pPr>
-      <w:r>
-        <w:rPr>
-          <w:b w:val="0"/>
-          <w:i w:val="0"/>
-        </w:rPr>
-        <w:t>SA5.4 a început în luna septembrie 2026 (L3), conform graficului din cererea de finanțare, odată cu începerea anului școlar, și vizează elevii din clasa a IX-a (acțiunea 8.f.3) prin programe remediale la citit, matematică și științe, cu dezvoltarea în paralel a abilităților transversale. Activitatea este realizată de cadrele didactice angajate în proiect – Cadrul didactic 1 (limba și literatura română, Colegiul Tehnic Turda, de la 31.08.2026), Cadrul didactic 2 (fizică, Colegiul Tehnic Turda, de la 04.09.2026) și Cadrul didactic 3 (limba și literatura română, Liceul Teologic Reformat Cluj-Napoca, de la 17.09.2026) –, sub coordonarea Managerului de proiect, care verifică documentația și organizează întâlnirile de feedback. Persoanele nominalizate inițial prin Notificarea nr. 2 pe pozițiile de Cadru didactic 2 și 3 nu au desfășurat activități și au fost înlocuite prin Notificările nr. 3 și nr. 4; poziția de Cadru didactic 4 (matematică) nu a fost ocupată în perioada de raportare și va fi nominalizată prin notificare, sesiunile de matematică urmând să înceapă după nominalizare, fără impact asupra calendarului programelor remediale la română și științe, care au început cu cele trei cadre didactice disponibile.</w:t>
-      </w:r>
-    </w:p>
-    <w:p>
-      <w:pPr>
-        <w:spacing w:after="80" w:before="0"/>
-        <w:jc w:val="both"/>
-      </w:pPr>
-      <w:r>
-        <w:rPr>
-          <w:b w:val="0"/>
-          <w:i w:val="0"/>
-        </w:rPr>
-        <w:t xml:space="preserve">Pregătirea programelor (prima jumătate a lunii septembrie). Fiecare cadru didactic a elaborat metodologia de organizare a activităților remediale la disciplina sa, conform cererii de finanțare: structura tematică a sesiunilor, instrumentele pedagogice, criteriile și grila de evaluare a progresului, metodele de lucru și calendarul orientativ – câte 2 ore pe săptămână pe grupă, în afara programului școlar, în sălile puse la dispoziție de școli. Cadrul didactic 1 a finalizat metodologia la 10.09.2026 și, în 07–16.09.2026, a identificat împreună cu diriginții elevii clasei a IX-a cu nevoi de sprijin la limba română și a constituit două grupe; Cadrul didactic 2 a elaborat metodologia pentru fizică, testul de evaluare inițială și materialele de lucru și a completat confirmările școlare pentru cei 38 de elevi din clasa a IX-a; Cadrul didactic 3 a identificat, împreună cu dirigintele clasei a IX-a D (filiera tehnologică), elevii cu nevoi de sprijin la limba română (20 de elevi înscriși), ținând cont de cerințele educaționale speciale și de situația familiilor, și a elaborat metodologia, testul de pretestare, testul de evaluare inițială, baremul și grila de evaluare. Metodologiile au fost transmise Managerului de proiect </w:t>
+        <w:t>3.810 / 10.500 caractere</w:t>
+      </w:r>
+    </w:p>
+    <w:p>
+      <w:pPr>
+        <w:spacing w:after="80" w:before="0"/>
+        <w:jc w:val="both"/>
+      </w:pPr>
+      <w:r>
+        <w:rPr>
+          <w:b w:val="0"/>
+          <w:i w:val="0"/>
+        </w:rPr>
+        <w:t>În perioada de raportare iulie – septembrie 2026, SA5.4 a început în luna septembrie (L3), conform graficului din cererea de finanțare, odată cu începerea anului școlar. Subactivitatea vizează elevii din clasa a IX-a (acțiunea 8.f.3), prin programe remediale la citit, matematică și științe, cu dezvoltarea în paralel a abilităților transversale. Activitatea este realizată de cadrele didactice angajate în proiect – Cadrul didactic 1 (limba și literatura română) și Cadrul didactic 2 (fizică) la Colegiul Tehnic Turda și Cadrul didactic 3 (limba și literatura română) la Liceul Teologic Reformat Cluj-Napoca –, sub coordonarea Managerului de proiect, care verifică documentația și organizează întâlnirile de feedback. Persoanele nominalizate inițial pe pozițiile de Cadru didactic 2 și 3 nu au desfășurat activități și au fost înlocuite prin Notificările nr. 3 și nr. 4; poziția de Cadru didactic 4 (matematică) nu a fost ocupată în perioada de raportare și va fi nominalizată prin notificare, sesiunile de matematică urmând să înceapă după nominalizare, fără impact asupra programelor la română și științe.</w:t>
+      </w:r>
+    </w:p>
+    <w:p>
+      <w:pPr>
+        <w:spacing w:after="80" w:before="0"/>
+        <w:jc w:val="both"/>
+      </w:pPr>
+      <w:r>
+        <w:rPr>
+          <w:b w:val="0"/>
+          <w:i w:val="0"/>
+        </w:rPr>
+        <w:t xml:space="preserve">În prima parte a lunii septembrie, fiecare cadru didactic a elaborat metodologia de organizare a activităților remediale la disciplina sa, conform cererii de finanțare: structura tematică a sesiunilor, instrumentele pedagogice, criteriile și grila de evaluare a progresului, metodele de lucru și calendarul orientativ, cu sesiuni săptămânale în afara programului școlar, în sălile puse la dispoziție de școli. Cadrele didactice au identificat împreună cu diriginții elevii cu nevoi de sprijin, au constituit grupele, au elaborat testele de evaluare inițială cu baremele și grilele aferente și au pregătit materialele didactice (fișe de lucru, exerciții, scheme) adaptate nivelului elevilor. </w:t>
       </w:r>
       <w:r>
         <w:rPr>
@@ -1988,66 +1923,46 @@
           <w:i w:val="0"/>
           <w:highlight w:val="yellow"/>
         </w:rPr>
-        <w:t>«și validate la data de …»</w:t>
-      </w:r>
-      <w:r>
-        <w:rPr>
-          <w:b w:val="0"/>
-          <w:i w:val="0"/>
-        </w:rPr>
-        <w:t>. Materialele didactice (fișe de lucru, exerciții, teste, scheme) au fost concepute de cadrele didactice în funcție de nivelul grupelor.</w:t>
-      </w:r>
-    </w:p>
-    <w:p>
-      <w:pPr>
-        <w:spacing w:after="80" w:before="0"/>
-        <w:jc w:val="both"/>
-      </w:pPr>
-      <w:r>
-        <w:rPr>
-          <w:b w:val="0"/>
-          <w:i w:val="0"/>
-        </w:rPr>
-        <w:t>Evaluarea inițială și primele sesiuni. Conform cererii de finanțare, testele de evaluare inițială au fost aplicate în primele sesiuni, pentru identificarea lacunelor și a punctelor forte și pentru formarea grupelor de nivel: Cadrul didactic 1 a aplicat testele inițiale celor două grupe și a susținut sesiunile de limba și literatura română din 17.09.2026 (14 elevi) și 21.09.2026 (12 elevi) la Colegiul Tehnic Turda, pe citire, înțelegerea textului și exprimare scrisă, pregătind apoi fișe de lucru adaptate nevoilor fiecărei grupe; Cadrul didactic 2 a susținut sesiunile de fizică din 22.09.2026 (20 de elevi) și 29.09.2026 (14 elevi), câte 2 ore cu fiecare grupă (8 ore în total), cu aplicarea a 20 de teste inițiale la prima sesiune, împărțirea elevilor pe două grupe de nivel și lucru pe noțiuni de bază, calcul și transformări de unități de măsură; Cadrul didactic 3 a susținut la 30.09.2026, între orele 16:00 și 18:00, în sala 110 a Liceului Teologic Reformat Cluj-Napoca, prima sesiune remedială de limba și literatura română, cu 20 de elevi prezenți, cărora le-a aplicat testul de pretestare și testul de evaluare inițială, și a planificat diferențiat, pe două grupe, sesiunile din luna octombrie (Anexa 12). Rezultatele testelor stau la baza fișelor individuale de progres, care vor fi actualizate după testele intermediare și finale ale anului școlar.</w:t>
-      </w:r>
-    </w:p>
-    <w:p>
-      <w:pPr>
-        <w:spacing w:after="80" w:before="0"/>
-        <w:jc w:val="both"/>
-      </w:pPr>
-      <w:r>
-        <w:rPr>
-          <w:b w:val="0"/>
-          <w:i w:val="0"/>
-        </w:rPr>
-        <w:t>Participarea. În perioada 17–30.09.2026 au avut loc 5 sesiuni remediale, la care au participat 45 de elevi unici din clasa a IX-a: 26 la Colegiul Tehnic Turda (intrați în operațiune la 17.09 și 21.09.2026) și 19 la Liceul Teologic Reformat Cluj-Napoca (intrați la 30.09.2026), toți înregistrați în MySMIS2021. Prezența este consemnată în listele de prezență semnate de elevi la fiecare sesiune, iar desfășurarea activităților este documentată prin fotografii. Data primei sesiuni a fost consemnată ca dată a intrării în operațiune în registrul grupului țintă.</w:t>
-      </w:r>
-    </w:p>
-    <w:p>
-      <w:pPr>
-        <w:spacing w:after="80" w:before="0"/>
-        <w:jc w:val="both"/>
-      </w:pPr>
-      <w:r>
-        <w:rPr>
-          <w:b w:val="0"/>
-          <w:i w:val="0"/>
-        </w:rPr>
-        <w:t>Coordonare și masa caldă. Managerul de proiect a verificat planificările și documentele cadrelor didactice și a programat sesiunile în Anexa 12 pentru septembrie și octombrie; în ședința de management din 25.09.2026 s-a decis ca pauzele din calendarul activităților să vizeze doar activitatea cadrelor didactice (vacanțele școlare), consilierea și facilitarea continuând, aspect care va face obiectul unei notificări. Cadrele didactice participă în paralel la programul de formare din SA5.2, ale cărui teme sunt aplicate direct în sesiuni. Masa caldă pentru elevii participanți (rezultatul 21, introdus prin Actul adițional nr. 1) va fi acordată după finalizarea achiziției serviciilor de masă caldă, pe baza listelor de prezență la sesiunile remediale; dimensionarea serviciului se face pe baza numărului de elevi validați și a calendarului sesiunilor.</w:t>
-      </w:r>
-    </w:p>
-    <w:p>
-      <w:pPr>
-        <w:spacing w:after="80" w:before="0"/>
-        <w:jc w:val="both"/>
-      </w:pPr>
-      <w:r>
-        <w:rPr>
-          <w:b w:val="0"/>
-          <w:i w:val="0"/>
-        </w:rPr>
-        <w:t>Activitatea este documentată prin rapoartele de activitate și fișele de pontaj ale cadrelor didactice, metodologiile elaborate, testele de evaluare inițială cu baremele și grilele, listele de prezență, materialele didactice, fotografiile realizate, planificările lunare (Anexa 12) și registrul grupului țintă, centralizate în documentele „SA 5.4_09.2026_Programe remediale” ale fiecărui cadru didactic.</w:t>
+        <w:t>«Metodologiile au fost validate de Managerul de proiect la data de ….»</w:t>
+      </w:r>
+    </w:p>
+    <w:p>
+      <w:pPr>
+        <w:spacing w:after="80" w:before="0"/>
+        <w:jc w:val="both"/>
+      </w:pPr>
+      <w:r>
+        <w:rPr>
+          <w:b w:val="0"/>
+          <w:i w:val="0"/>
+        </w:rPr>
+        <w:t>În a doua parte a lunii au început sesiunile remediale: la Colegiul Tehnic Turda, sesiunile de limba și literatura română (17 și 21.09.2026) și de fizică (22 și 29.09.2026), iar la Liceul Teologic Reformat Cluj-Napoca prima sesiune de limba și literatura română (30.09.2026). Conform cererii de finanțare, testele de evaluare inițială au fost aplicate în primele sesiuni, pentru identificarea lacunelor și a punctelor forte și pentru formarea grupelor de nivel; rezultatele stau la baza fișelor individuale de progres, care vor fi actualizate după testele intermediare și finale. Sesiunile au vizat citirea, înțelegerea textului și exprimarea scrisă, respectiv noțiunile de bază, calculul și rezolvarea de probleme la fizică. În total, 45 de elevi din clasa a IX-a au participat la cel puțin o sesiune remedială (26 la Colegiul Tehnic Turda și 19 la Liceul Teologic Reformat Cluj-Napoca), data primei sesiuni fiind data intrării în operațiune; prezența este consemnată în listele de prezență semnate la fiecare sesiune.</w:t>
+      </w:r>
+    </w:p>
+    <w:p>
+      <w:pPr>
+        <w:spacing w:after="80" w:before="0"/>
+        <w:jc w:val="both"/>
+      </w:pPr>
+      <w:r>
+        <w:rPr>
+          <w:b w:val="0"/>
+          <w:i w:val="0"/>
+        </w:rPr>
+        <w:t>Managerul de proiect a verificat planificările și documentele cadrelor didactice și a programat sesiunile în planificarea lunară (Anexa 12); în ședința de management din 25.09.2026 s-a decis ca pauzele din calendarul activităților să vizeze doar activitatea cadrelor didactice, consilierea și facilitarea continuând. Cadrele didactice participă în paralel la programul de formare din SA5.2, ale cărui teme le aplică direct în sesiuni. Masa caldă pentru elevii participanți, introdusă prin Actul adițional nr. 1, va fi acordată după finalizarea achiziției serviciilor, pe baza listelor de prezență la sesiunile remediale.</w:t>
+      </w:r>
+    </w:p>
+    <w:p>
+      <w:pPr>
+        <w:spacing w:after="80" w:before="0"/>
+        <w:jc w:val="both"/>
+      </w:pPr>
+      <w:r>
+        <w:rPr>
+          <w:b w:val="0"/>
+          <w:i w:val="0"/>
+        </w:rPr>
+        <w:t>Activitatea este documentată prin rapoartele de activitate și fișele de pontaj ale cadrelor didactice, metodologiile elaborate, testele de evaluare inițială cu baremele și grilele, listele de prezență, materialele didactice, fotografiile realizate, planificările lunare și registrul grupului țintă.</w:t>
       </w:r>
     </w:p>
     <w:sectPr>

--- a/RP1_UNIC_352704/livrabile/RP1_texte_SA1.1_A4_A5.docx
+++ b/RP1_UNIC_352704/livrabile/RP1_texte_SA1.1_A4_A5.docx
@@ -793,72 +793,72 @@
           <w:color w:val="595959"/>
           <w:sz w:val="18"/>
         </w:rPr>
-        <w:t>5.287 / 10.500 caractere</w:t>
-      </w:r>
-    </w:p>
-    <w:p>
-      <w:pPr>
-        <w:spacing w:after="80" w:before="0"/>
-        <w:jc w:val="both"/>
-      </w:pPr>
-      <w:r>
-        <w:rPr>
-          <w:b w:val="0"/>
-          <w:i w:val="0"/>
-        </w:rPr>
-        <w:t>În perioada de raportare iulie – septembrie 2026 (L1–L3), SA4.1 a acoperit elaborarea și publicarea metodologiei de selecție a grupului țintă, informarea și recrutarea elevilor, părinților și cadrelor didactice din unitățile de învățământ partenere, constituirea și verificarea dosarelor de grup țintă și înregistrarea participanților în MySMIS2021. Activitatea a fost realizată de cei doi Experți GT, sub coordonarea Managerului de proiect, care a avizat metodologia și a verificat dosarele. Pentru ca fiecare elev să aibă un singur responsabil, grupul țintă a fost împărțit între experți pe școli și clase: Expertul GT 1 gestionează elevii Colegiului Tehnic Turda din clasele a VII-a – a VIII-a și a X-a – a XI-a și clasa a IX-a de la Liceul Teologic Reformat Cluj-Napoca, iar Expertul GT 2 elevii Liceului Tehnologic „Vlădeasa” Huedin și clasa a IX-a de la Colegiul Tehnic Turda.</w:t>
-      </w:r>
-    </w:p>
-    <w:p>
-      <w:pPr>
-        <w:spacing w:after="80" w:before="0"/>
-        <w:jc w:val="both"/>
-      </w:pPr>
-      <w:r>
-        <w:rPr>
-          <w:b w:val="0"/>
-          <w:i w:val="0"/>
-        </w:rPr>
-        <w:t>În luna iulie, Experții GT, împreună cu Managerul de proiect, au elaborat Metodologia de selecție a grupului țintă, pornind de la condițiile de eligibilitate din Ghidul solicitantului – condiții specifice și de la criteriile de departajare din cererea de finanțare, împreună cu anexele-formular ale dosarului de participant (formular de înregistrare, acordul reprezentantului legal și nota GDPR, declarația de evitare a dublei finanțări, confirmarea școlară, grila de verificare a eligibilității, formularele pentru părinți și cadre didactice, contestația). Metodologia a fost analizată în ședința de management din 16.07.2026, avizată de Managerul de proiect și publicată în aceeași zi pe subpagina proiectului de pe site-ul beneficiarului. Tot în iulie au avut loc întâlnirile de informare cu conducerile celor două școli partenere, la Turda și la Huedin, în care s-a stabilit circuitul de lucru (școlile întocmesc listele preliminare și confirmă nevoia de sprijin, experții verifică eligibilitatea și completitudinea dosarelor), și prima întâlnire de recrutare cu elevi, părinți și cadre didactice, la Colegiul Tehnic Turda (24.07.2026), unde au fost completate împreună cu familiile primele 24 de dosare de înscriere, urmate de solicitarea confirmărilor școlare.</w:t>
-      </w:r>
-    </w:p>
-    <w:p>
-      <w:pPr>
-        <w:spacing w:after="80" w:before="0"/>
-        <w:jc w:val="both"/>
-      </w:pPr>
-      <w:r>
-        <w:rPr>
-          <w:b w:val="0"/>
-          <w:i w:val="0"/>
-        </w:rPr>
-        <w:t>În luna august, experții au completat dosarele din iulie cu actele primite de la școală și de la familii, au organizat o nouă întâlnire cu părinții și cadrele didactice la Turda (21.08.2026), au precompletat dosarele de înscriere pentru elevii de liceu ai Colegiului Tehnic Turda pe baza centralizatoarelor transmise de școală și au pregătit înregistrarea în MySMIS2021. La 24.08.2026 au avut o întâlnire de lucru cu organizația care implementează un proiect similar în aceleași școli, în urma căreia s-a convenit ca fiecare elev să fie inclus într-un singur proiect pentru sprijin de același tip și ca listele să fie verificate reciproc înainte de validare, pentru evitarea dublei finanțări.</w:t>
-      </w:r>
-    </w:p>
-    <w:p>
-      <w:pPr>
-        <w:spacing w:after="80" w:before="0"/>
-        <w:jc w:val="both"/>
-      </w:pPr>
-      <w:r>
-        <w:rPr>
-          <w:b w:val="0"/>
-          <w:i w:val="0"/>
-        </w:rPr>
-        <w:t>În luna septembrie, odată cu începerea anului școlar, recrutarea s-a desfășurat în teren: ședințe cu părinții la Colegiul Tehnic Turda, la Liceul Tehnologic „Vlădeasa” Huedin și la Liceul Teologic Reformat Cluj-Napoca, partener asociat nou prin acordul de colaborare din 09.09.2026, deplasări pentru semnarea formularelor de înregistrare și colectarea documentelor, preluarea confirmărilor școlare și prezentarea proiectului la Liceul Tehnologic Energetic Cluj-Napoca, în vederea unei posibile colaborări. Expertul GT 2 a finalizat recrutarea celor 4 cadre didactice din grupul țintă. La 15.09.2026, metodologia a fost actualizată (versiunea 2), pentru alinierea la modelul de dosar folosit efectiv și la modificările aprobate prin Actul adițional nr. 1 și Notificarea nr. 3. Dosarele au fost verificate pe grila de eligibilitate și au primit numere de înregistrare pe acțiuni, iar familiile cu documente lipsă au fost contactate direct și prin diriginți.</w:t>
-      </w:r>
-    </w:p>
-    <w:p>
-      <w:pPr>
-        <w:spacing w:after="80" w:before="0"/>
-        <w:jc w:val="both"/>
-      </w:pPr>
-      <w:r>
-        <w:rPr>
-          <w:b w:val="0"/>
-          <w:i w:val="0"/>
-        </w:rPr>
-        <w:t xml:space="preserve">Intrarea în operațiune a fost consemnată la data primei activități la care a participat fiecare elev, pe baza listelor de prezență semnate, iar înregistrarea în MySMIS2021 a început la 16.09.2026, pe măsura semnării formularelor de către părinți. La 30.09.2026 erau constituite 134 de dosare de grup țintă și intraseră în operațiune 97 de elevi (17 pe acțiunea 8.f.1, 35 pe 8.f.2, 45 pe 8.f.3), toți înregistrați în MySMIS2021, împreună cu cele 4 cadre didactice; față de ținta primului an, recrutarea este realizată în proporție de 58%, cu decalaj pe clasele a IX-a – a XI-a, care continuă să fie recrutate din școlile partenere. </w:t>
+        <w:t>7.102 / 10.500 caractere</w:t>
+      </w:r>
+    </w:p>
+    <w:p>
+      <w:pPr>
+        <w:spacing w:after="80" w:before="0"/>
+        <w:jc w:val="both"/>
+      </w:pPr>
+      <w:r>
+        <w:rPr>
+          <w:b w:val="0"/>
+          <w:i w:val="0"/>
+        </w:rPr>
+        <w:t>În perioada de raportare iulie – septembrie 2026 (L1–L3), SA4.1 a parcurs toate etapele prevăzute în cererea de finanțare pentru primul an: elaborarea și publicarea metodologiei de selecție a grupului țintă, informarea și recrutarea elevilor, părinților și cadrelor didactice din unitățile de învățământ partenere, constituirea și verificarea dosarelor de grup țintă, înregistrarea participanților în MySMIS2021 și motivarea participării. Activitatea a fost realizată de cei doi Experți GT, sub coordonarea Managerului de proiect, care a avizat metodologia și a verificat dosarele. Pentru ca fiecare elev să aibă un singur responsabil și fiecare școală un singur interlocutor, grupul țintă a fost împărțit între experți pe școli și clase: Expertul GT 1 gestionează elevii Colegiului Tehnic Turda din clasele a VII-a – a VIII-a și a X-a – a XI-a și clasa a IX-a de la Liceul Teologic Reformat Cluj-Napoca, iar Expertul GT 2 elevii Liceului Tehnologic „Vlădeasa” Huedin și clasa a IX-a de la Colegiul Tehnic Turda.</w:t>
+      </w:r>
+    </w:p>
+    <w:p>
+      <w:pPr>
+        <w:spacing w:after="80" w:before="0"/>
+        <w:jc w:val="both"/>
+      </w:pPr>
+      <w:r>
+        <w:rPr>
+          <w:b w:val="0"/>
+          <w:i w:val="0"/>
+        </w:rPr>
+        <w:t>Cadrul de lucru (iulie 2026). Prima lună a fost dedicată instrumentelor. Experții GT, împreună cu Managerul de proiect, au elaborat Metodologia de selecție a grupului țintă, pornind de la condițiile de eligibilitate din Ghidul solicitantului – condiții specifice pentru cele trei acțiuni (domiciliul în regiunea Nord-Vest, înmatricularea într-o școală parteneră, încadrarea în categoriile de risc sau de dezavantaj, clasa) și de la criteriile de departajare din cererea de finanțare (etnie romă, dizabilitate, sex feminin, data înscrierii). Metodologia descrie pașii de înscriere, documentele dosarului, verificarea și validarea, contestațiile și protecția datelor cu caracter personal și este însoțită de anexele-formular ale dosarului de participant: formularul de înregistrare, acordul reprezentantului legal și nota de informare GDPR, declarația de evitare a dublei finanțări, confirmarea școlară, grila de verificare a eligibilității, formularele pentru părinți și cadre didactice. A fost analizată în ședința de management din 16.07.2026, avizată de Managerul de proiect și publicată în aceeași zi pe subpagina proiectului de pe site-ul beneficiarului, astfel încât oricine să aibă acces egal la condițiile de participare. Pe baza ei, experții au pregătit materialele de informare pentru școli (flyere și afiș) și au stabilit cu conducerile celor două școli partenere, la întâlnirile din 07.07.2026 (Turda) și 09.07.2026 (Huedin), circuitul de lucru: școlile întocmesc listele preliminare și confirmă nevoia de sprijin a fiecărui elev prin confirmarea școlară, iar experții oferă formularele, explică procedura familiilor și verifică eligibilitatea și completitudinea dosarelor. Recrutarea propriu-zisă a început la 24.07.2026, la Colegiul Tehnic Turda, printr-o întâlnire cu elevi, părinți și cadre didactice, în care au fost completate împreună cu familiile primele 24 de dosare de înscriere; pentru acestea au fost solicitate și primite confirmările școlare.</w:t>
+      </w:r>
+    </w:p>
+    <w:p>
+      <w:pPr>
+        <w:spacing w:after="80" w:before="0"/>
+        <w:jc w:val="both"/>
+      </w:pPr>
+      <w:r>
+        <w:rPr>
+          <w:b w:val="0"/>
+          <w:i w:val="0"/>
+        </w:rPr>
+        <w:t>Pregătirea seriei mari (august 2026). În vacanță, experții au completat dosarele din iulie cu actele primite de la școală și de la familii, au organizat o nouă întâlnire cu părinții și cadrele didactice la Turda (21.08.2026) și au precompletat dosarele de înscriere pentru elevii de liceu ai Colegiului Tehnic Turda, pe baza centralizatoarelor transmise de școală, pentru ca la începutul anului școlar familiile să aibă de semnat doar formularele. Expertul GT 1 s-a familiarizat cu modulul de înregistrare a participanților din MySMIS2021. Întrucât în aceleași școli recrutează și o altă organizație cu un proiect pe același apel, la 24.08.2026 experții au avut o întâlnire de lucru cu reprezentanții acesteia și au convenit ca fiecare elev să fie inclus într-un singur proiect pentru sprijin de același tip și ca listele să fie verificate reciproc înainte de validare, pentru evitarea dublei finanțări.</w:t>
+      </w:r>
+    </w:p>
+    <w:p>
+      <w:pPr>
+        <w:spacing w:after="80" w:before="0"/>
+        <w:jc w:val="both"/>
+      </w:pPr>
+      <w:r>
+        <w:rPr>
+          <w:b w:val="0"/>
+          <w:i w:val="0"/>
+        </w:rPr>
+        <w:t>Recrutarea și intrarea în operațiune (septembrie 2026). Odată cu începerea anului școlar, recrutarea s-a desfășurat în teren, în paralel cu primele activități pentru elevi. Experții au organizat ședințe cu părinții la Colegiul Tehnic Turda, la Liceul Tehnologic „Vlădeasa” Huedin și la Liceul Teologic Reformat Cluj-Napoca – partener asociat nou, cu clase de învățământ profesional, prin acordul de colaborare din 09.09.2026 –, s-au deplasat în școli pentru semnarea formularelor de înregistrare și colectarea documentelor lipsă, au preluat confirmările școlare și au prezentat proiectul Liceului Tehnologic Energetic Cluj-Napoca, pentru o posibilă colaborare în anul școlar următor. Expertul GT 2 a finalizat recrutarea celor 4 cadre didactice din grupul țintă. La 15.09.2026, metodologia a fost actualizată (versiunea 2), pentru alinierea la modelul de dosar folosit efectiv în proiect și la modificările aprobate prin Actul adițional nr. 1 (masa caldă) și Notificarea nr. 3 (sprijinul financiar în funcție de nevoie). Dosarele au fost verificate pe grila de eligibilitate și au primit numere de înregistrare pe acțiuni, iar familiile cu documente lipsă au fost contactate direct și prin diriginți.</w:t>
+      </w:r>
+    </w:p>
+    <w:p>
+      <w:pPr>
+        <w:spacing w:after="80" w:before="0"/>
+        <w:jc w:val="both"/>
+      </w:pPr>
+      <w:r>
+        <w:rPr>
+          <w:b w:val="0"/>
+          <w:i w:val="0"/>
+        </w:rPr>
+        <w:t xml:space="preserve">Regula aplicată pentru intrarea în operațiune este data primei activități la care a participat elevul, pe baza listelor de prezență semnate; înregistrarea în MySMIS2021 a început la 16.09.2026 și a continuat pe măsura semnării formularelor de către părinți, cu dosarul de grup țintă semnat electronic și încărcat în platformă. La 30.09.2026 erau constituite 134 de dosare de grup țintă și intraseră în operațiune 97 de elevi (17 pe acțiunea 8.f.1, 35 pe acțiunea 8.f.2 și 45 pe acțiunea 8.f.3), toți înregistrați în MySMIS2021, împreună cu cele 4 cadre didactice. Față de ținta primului an, recrutarea este realizată în proporție de 58%: acțiunea 8.f.2 este la nivelul țintei anuale, iar decalajul este pe clasele a IX-a – a XI-a, pentru care recrutarea continuă în școlile partenere și prin extinderea rețelei de școli. </w:t>
       </w:r>
       <w:r>
         <w:rPr>
@@ -879,7 +879,7 @@
           <w:b w:val="0"/>
           <w:i w:val="0"/>
         </w:rPr>
-        <w:t>Motivarea grupului țintă s-a făcut prin contactul direct cu elevii și familiile, prin explicarea beneficiilor concrete ale participării și prin corelarea programului activităților cu orarul școlar, aspect discutat în ședințele de management din 18.09 și 25.09.2026, după ce experții au semnalat absențele elevilor și reținerile unor părinți față de încadrarea copiilor într-o categorie vulnerabilă.</w:t>
+        <w:t>Motivarea grupului țintă s-a făcut prin contactul direct cu elevii și familiile la fiecare întâlnire, prin explicarea beneficiilor concrete ale participării (consiliere, programe remediale cu masă caldă, sprijin financiar condiționat de prezență, ateliere) și prin corelarea programului activităților cu orarul școlar. Dificultățile semnalate de experți în ședințele de management din 18.09 și 25.09.2026 – absențele elevilor, orarul provizoriu, familiile care nu finalizează documentele și reținerile unor părinți față de încadrarea copiilor într-o categorie vulnerabilă – au fost gestionate prin discuții individuale cu părinții, prin nota de informare privind prelucrarea datelor și prin programarea activităților după orele de curs.</w:t>
       </w:r>
     </w:p>
     <w:p>
@@ -1043,72 +1043,72 @@
           <w:color w:val="595959"/>
           <w:sz w:val="18"/>
         </w:rPr>
-        <w:t>4.097 / 10.500 caractere</w:t>
-      </w:r>
-    </w:p>
-    <w:p>
-      <w:pPr>
-        <w:spacing w:after="80" w:before="0"/>
-        <w:jc w:val="both"/>
-      </w:pPr>
-      <w:r>
-        <w:rPr>
-          <w:b w:val="0"/>
-          <w:i w:val="0"/>
-        </w:rPr>
-        <w:t>În perioada de raportare iulie – septembrie 2026 (L1–L3), SA4.2 a vizat identificarea, împreună cu școlile partenere, a elevilor care au nevoie de sprijin: elevi aflați în risc de abandon școlar sau de părăsire timpurie a școlii și/sau proveniți din grupuri ori medii defavorizate, pentru acțiunile 8.f.1 și 8.f.3, precum și elevii din clasele a VII-a – a VIII-a pentru acțiunea 8.f.2. Activitatea a fost realizată de Experții GT, cu sprijinul diriginților și al conducerilor școlilor și, din septembrie, al cadrelor didactice angajate în proiect, sub coordonarea Managerului de proiect. Identificarea precede recrutarea din SA4.1: elevii identificați de școli sunt informați, iar dosarele lor se constituie progresiv, pe măsura acordului familiilor.</w:t>
-      </w:r>
-    </w:p>
-    <w:p>
-      <w:pPr>
-        <w:spacing w:after="80" w:before="0"/>
-        <w:jc w:val="both"/>
-      </w:pPr>
-      <w:r>
-        <w:rPr>
-          <w:b w:val="0"/>
-          <w:i w:val="0"/>
-        </w:rPr>
-        <w:t>În luna iulie, la întâlnirile cu conducerile Colegiului Tehnic Turda și Liceului Tehnologic „Vlădeasa” Huedin, experții au prezentat criteriile de identificare din cererea de finanțare (absenteism, rezultate școlare slabe, situație socio-economică precară, mediul rural sau urban mic, familii numeroase ori monoparentale, părinți plecați la muncă în străinătate, etnie romă, dizabilități sau cerințe educaționale speciale) și au convenit ca școlile să transmită situațiile pe clase și să confirme nevoia de sprijin a fiecărui elev prin confirmarea școlară semnată de diriginte și de director. Pe baza informațiilor transmise de școli au fost identificați primii elevi din clasele a VII-a – a VIII-a de la Turda și de la Huedin, iar întâlnirea din 24.07.2026 cu elevii și părinții de la Turda a servit și identificării directe.</w:t>
-      </w:r>
-    </w:p>
-    <w:p>
-      <w:pPr>
-        <w:spacing w:after="80" w:before="0"/>
-        <w:jc w:val="both"/>
-      </w:pPr>
-      <w:r>
-        <w:rPr>
-          <w:b w:val="0"/>
-          <w:i w:val="0"/>
-        </w:rPr>
-        <w:t>În luna august, școlile au transmis centralizatoarele elevilor propuși pentru toate clasele vizate, iar experții le-au verificat și au încadrat elevii pe acțiuni și pe criteriile de vulnerabilitate, constituind baza de date a elevilor identificați: 150 de elevi la 31.08.2026. Verificarea a scos la iveală date de identificare eronate, corectate împreună cu școlile, precum și faptul că școlile au în acest an școlar mai puțini elevi înmatriculați decât estimaseră și că o parte dintre elevii eligibili sunt vizați și de alte proiecte din același apel, ceea ce a determinat căutarea unei unități de învățământ partenere suplimentare.</w:t>
-      </w:r>
-    </w:p>
-    <w:p>
-      <w:pPr>
-        <w:spacing w:after="80" w:before="0"/>
-        <w:jc w:val="both"/>
-      </w:pPr>
-      <w:r>
-        <w:rPr>
-          <w:b w:val="0"/>
-          <w:i w:val="0"/>
-        </w:rPr>
-        <w:t>În luna septembrie, experții au verificat încadrarea pe acțiuni a elevilor de liceu de la Turda, au pregătit confirmările școlare și au identificat Liceul Teologic Reformat Cluj-Napoca ca școală parteneră nouă, cu clase de învățământ profesional, de la care au preluat situația clasei a IX-a și confirmările școlare. Cadrele didactice angajate în proiect au contribuit direct la identificare, conform cererii de finanțare: au identificat împreună cu diriginții elevii clasei a IX-a cu nevoi de sprijin la limba română și la fizică, au colectat formularele necesare înscrierii și au completat confirmările școlare. Testele de evaluare inițială aplicate la primele sesiuni remediale și chestionarele aplicate de Consilierul psihologic și de experții din SA5.3 completează profilul de nevoi al fiecărui elev și stau la baza planificării sprijinului. Unitățile de învățământ partenere nu au introdus încă elevii în Mecanismul de Avertizare Timpurie în Educație, astfel încât identificarea s-a realizat pe baza situațiilor școlare și a confirmărilor școlare; instrumentele MATE vor fi utilizate pe măsura implementării mecanismului în școli.</w:t>
-      </w:r>
-    </w:p>
-    <w:p>
-      <w:pPr>
-        <w:spacing w:after="80" w:before="0"/>
-        <w:jc w:val="both"/>
-      </w:pPr>
-      <w:r>
-        <w:rPr>
-          <w:b w:val="0"/>
-          <w:i w:val="0"/>
-        </w:rPr>
-        <w:t>La 30.09.2026 erau identificați 172 de elevi: 32 pentru acțiunea 8.f.1 (clasele a X-a – a XI-a, Colegiul Tehnic Turda), 80 pentru acțiunea 8.f.2 (clasele a VII-a – a VIII-a, Turda și Huedin) și 60 pentru acțiunea 8.f.3 (clasa a IX-a, Turda și Liceul Teologic Reformat Cluj-Napoca), pentru fiecare nevoia de sprijin fiind confirmată de școală. Identificarea continuă în anul școlar 2026–2027, prin extinderea rețelei de școli partenere cu clase de învățământ profesional și tehnic.</w:t>
+        <w:t>5.007 / 10.500 caractere</w:t>
+      </w:r>
+    </w:p>
+    <w:p>
+      <w:pPr>
+        <w:spacing w:after="80" w:before="0"/>
+        <w:jc w:val="both"/>
+      </w:pPr>
+      <w:r>
+        <w:rPr>
+          <w:b w:val="0"/>
+          <w:i w:val="0"/>
+        </w:rPr>
+        <w:t>În perioada de raportare iulie – septembrie 2026 (L1–L3), SA4.2 a vizat identificarea, împreună cu școlile partenere, a elevilor care au nevoie de sprijin: elevi aflați în risc de abandon școlar sau de părăsire timpurie a școlii și/sau proveniți din grupuri ori medii defavorizate, pentru acțiunile 8.f.1 (clasele a X-a – a XI-a din învățământul profesional și tehnic) și 8.f.3 (clasa a IX-a), precum și elevii din clasele a VII-a – a VIII-a pentru acțiunea 8.f.2. Activitatea a fost realizată de Experții GT, cu sprijinul diriginților și al conducerilor școlilor și, din septembrie, al cadrelor didactice angajate în proiect, sub coordonarea Managerului de proiect. Identificarea este etapa care precede recrutarea din SA4.1: școala indică elevii care îndeplinesc criteriile și confirmă nevoia de sprijin, iar experții informează familiile și constituie dosarele pe măsura acordului acestora.</w:t>
+      </w:r>
+    </w:p>
+    <w:p>
+      <w:pPr>
+        <w:spacing w:after="80" w:before="0"/>
+        <w:jc w:val="both"/>
+      </w:pPr>
+      <w:r>
+        <w:rPr>
+          <w:b w:val="0"/>
+          <w:i w:val="0"/>
+        </w:rPr>
+        <w:t>Stabilirea criteriilor și primele liste (iulie 2026). La întâlnirile cu conducerile Colegiului Tehnic Turda și Liceului Tehnologic „Vlădeasa” Huedin, experții au prezentat criteriile de identificare din cererea de finanțare – absenteism, rezultate școlare slabe sau corigențe, situație socio-economică precară, mediul rural sau urban mic, familii numeroase ori monoparentale, părinți plecați la muncă în străinătate, etnie romă, dizabilități sau cerințe educaționale speciale – și au convenit ca școlile să transmită situațiile pe clase și să confirme nevoia de sprijin a fiecărui elev prin confirmarea școlară semnată de diriginte și de director. Pe baza informațiilor transmise de școli au fost identificați primii elevi din clasele a VII-a – a VIII-a de la Turda și de la Huedin, iar întâlnirea din 24.07.2026 cu elevii și părinții de la Turda a permis și identificarea directă a elevilor și a situațiilor lor.</w:t>
+      </w:r>
+    </w:p>
+    <w:p>
+      <w:pPr>
+        <w:spacing w:after="80" w:before="0"/>
+        <w:jc w:val="both"/>
+      </w:pPr>
+      <w:r>
+        <w:rPr>
+          <w:b w:val="0"/>
+          <w:i w:val="0"/>
+        </w:rPr>
+        <w:t>Centralizatoarele școlilor și baza de date (august 2026). Școlile au transmis centralizatoarele elevilor propuși pentru toate clasele vizate, iar experții le-au verificat și au încadrat fiecare elev pe acțiune și pe criteriile de vulnerabilitate, constituind baza de date a elevilor identificați – 150 de elevi la 31.08.2026, din care 32 pentru acțiunea 8.f.1, 80 pentru 8.f.2 și 38 pentru 8.f.3. Verificarea a scos la iveală date de identificare eronate, corectate împreună cu școlile, elevi majori sau aflați în protecție specială, pentru care circuitul documentelor este diferit, și două constatări cu impact asupra planificării: școlile au în acest an școlar mai puțini elevi înmatriculați decât estimaseră la semnarea acordurilor, iar o parte dintre elevii eligibili sunt vizați și de alte proiecte din același apel. De aceea, echipa a decis cooptarea unei unități de învățământ partenere suplimentare cu clase de învățământ profesional și tehnic.</w:t>
+      </w:r>
+    </w:p>
+    <w:p>
+      <w:pPr>
+        <w:spacing w:after="80" w:before="0"/>
+        <w:jc w:val="both"/>
+      </w:pPr>
+      <w:r>
+        <w:rPr>
+          <w:b w:val="0"/>
+          <w:i w:val="0"/>
+        </w:rPr>
+        <w:t>Verificarea încadrării și școala parteneră nouă (septembrie 2026). Experții au verificat încadrarea pe acțiuni a elevilor de liceu de la Turda și au pregătit confirmările școlare de completat de școală, au identificat Liceul Teologic Reformat Cluj-Napoca ca școală parteneră nouă și au preluat de la aceasta situația clasei a IX-a și confirmările școlare. Cadrele didactice angajate în proiect au contribuit direct la identificare, așa cum prevede cererea de finanțare: au identificat împreună cu diriginții elevii clasei a IX-a cu nevoi de sprijin la limba română și la fizică, au colectat formularele necesare înscrierii și au completat confirmările școlare. Testele de evaluare inițială aplicate la primele sesiuni remediale, chestionarul de motivație școlară aplicat de Consilierul psihologic și chestionarele de interese din SA5.3 completează profilul de nevoi al fiecărui elev și stau la baza planificării sprijinului. Unitățile de învățământ partenere nu au introdus încă elevii în Mecanismul de Avertizare Timpurie în Educație, astfel încât identificarea s-a realizat pe baza situațiilor școlare și a confirmărilor școlare; instrumentele MATE (fișa de observare, dosarul de caz, planul individual de servicii educaționale) vor fi utilizate pe măsura implementării mecanismului în școli, cu sprijinul cadrelor didactice din proiect.</w:t>
+      </w:r>
+    </w:p>
+    <w:p>
+      <w:pPr>
+        <w:spacing w:after="80" w:before="0"/>
+        <w:jc w:val="both"/>
+      </w:pPr>
+      <w:r>
+        <w:rPr>
+          <w:b w:val="0"/>
+          <w:i w:val="0"/>
+        </w:rPr>
+        <w:t>La 30.09.2026 erau identificați 172 de elevi: 32 pentru acțiunea 8.f.1 (clasele a X-a – a XI-a, Colegiul Tehnic Turda), 80 pentru acțiunea 8.f.2 (clasele a VII-a – a VIII-a, Turda și Huedin) și 60 pentru acțiunea 8.f.3 (clasa a IX-a, Turda și Liceul Teologic Reformat Cluj-Napoca), pentru fiecare nevoia de sprijin fiind confirmată de școală. Elevii identificați sunt recrutați progresiv în grupul țintă (SA4.1), pe măsura completării dosarelor. Față de țintele subactivității pe cei trei ani școlari, identificarea continuă în anul școlar 2026–2027 prin extinderea rețelei de școli partenere cu clase de învățământ profesional și tehnic.</w:t>
       </w:r>
     </w:p>
     <w:p>
@@ -1261,33 +1261,33 @@
           <w:color w:val="595959"/>
           <w:sz w:val="18"/>
         </w:rPr>
-        <w:t>3.944 / 10.500 caractere</w:t>
-      </w:r>
-    </w:p>
-    <w:p>
-      <w:pPr>
-        <w:spacing w:after="80" w:before="0"/>
-        <w:jc w:val="both"/>
-      </w:pPr>
-      <w:r>
-        <w:rPr>
-          <w:b w:val="0"/>
-          <w:i w:val="0"/>
-        </w:rPr>
-        <w:t>În perioada de raportare iulie – septembrie 2026, SA5.1 a parcurs etapa de pregătire și a început efectiv în luna septembrie (L3), conform graficului din cererea de finanțare. Subactivitatea cuprinde două măsuri pentru elevii din acțiunea 8.f.1: sprijinul financiar pentru cazare, masă și transport, acordat în funcție de nevoia identificată, și sprijinul psihologic. Activitatea este realizată de Consilierul psihologic și de Experții GT, cu sprijinul cadrelor didactice pentru verificarea frecvenței, sub coordonarea Managerului de proiect, care validează metodologia și supervizează implementarea.</w:t>
-      </w:r>
-    </w:p>
-    <w:p>
-      <w:pPr>
-        <w:spacing w:after="80" w:before="0"/>
-        <w:jc w:val="both"/>
-      </w:pPr>
-      <w:r>
-        <w:rPr>
-          <w:b w:val="0"/>
-          <w:i w:val="0"/>
-        </w:rPr>
-        <w:t xml:space="preserve">Planificarea. Metodologia de acordare a sprijinului financiar, a subvențiilor și a sprijinului personalizat a fost elaborată de Experții GT în luna iulie, după ședința de management din 16.07.2026, și publicată pe site-ul beneficiarului. Principiul de bază este separarea includerii în grupul țintă de acordarea sprijinului: sprijinul se acordă elevilor pentru care nevoia este identificată și justificată prin documentele din dosar, fiecare elev din acțiunea 8.f.1 beneficiind de cel puțin o formă de sprijin. În septembrie, metodologia a fost actualizată în corelare cu Notificarea nr. 3 și stabilește criteriile și prioritățile de acordare, echipa de evaluare, modelele de documente (cerere, contract, fișă de monitorizare lunară, borderou), circuitul lor și condiționarea sprijinului de frecvență, de rezultatele școlare și de participarea la activitățile proiectului. </w:t>
+        <w:t>4.995 / 10.500 caractere</w:t>
+      </w:r>
+    </w:p>
+    <w:p>
+      <w:pPr>
+        <w:spacing w:after="80" w:before="0"/>
+        <w:jc w:val="both"/>
+      </w:pPr>
+      <w:r>
+        <w:rPr>
+          <w:b w:val="0"/>
+          <w:i w:val="0"/>
+        </w:rPr>
+        <w:t>În perioada de raportare iulie – septembrie 2026, SA5.1 a parcurs etapa de pregătire și a început efectiv în luna septembrie (L3), conform graficului din cererea de finanțare. Subactivitatea cuprinde două măsuri pentru elevii din acțiunea 8.f.1 (clasele a X-a – a XI-a din învățământul profesional și tehnic): sprijinul financiar pentru cazare, masă și transport, în cuantum de 500 lei/lună pentru maximum 10 luni, acordat în funcție de nevoia identificată, și sprijinul psihologic. Activitatea este realizată de Consilierul psihologic și de Experții GT, cu sprijinul cadrelor didactice pentru verificarea frecvenței și a rezultatelor școlare, sub coordonarea Managerului de proiect, care validează metodologia și supervizează implementarea.</w:t>
+      </w:r>
+    </w:p>
+    <w:p>
+      <w:pPr>
+        <w:spacing w:after="80" w:before="0"/>
+        <w:jc w:val="both"/>
+      </w:pPr>
+      <w:r>
+        <w:rPr>
+          <w:b w:val="0"/>
+          <w:i w:val="0"/>
+        </w:rPr>
+        <w:t xml:space="preserve">Planificarea și metodologia. Metodologia de acordare a sprijinului financiar, a subvențiilor și a sprijinului personalizat a fost elaborată de Experții GT în luna iulie, după ședința de management din 16.07.2026 în care s-au discutat documentele justificative pentru fiecare beneficiar și plată, circuitul de verificare și evitarea dublei finanțări, și a fost publicată pe site-ul beneficiarului împreună cu metodologia grupului țintă. Principiul de bază este separarea includerii în grupul țintă de acordarea sprijinului: sprijinul financiar se acordă elevilor pentru care nevoia este identificată și justificată prin documentele din dosar, fiecare elev din acțiunea 8.f.1 beneficiind de cel puțin o formă de sprijin, financiar sau psihologic. În septembrie, metodologia a fost actualizată în corelare cu Notificarea nr. 3, aprobată de OIR PECU Nord-Vest, care a clarificat că sprijinul financiar se acordă în funcție de nevoie; ea stabilește criteriile și prioritățile de acordare, echipa de evaluare, modelele de documente (cerere, contract, fișă de monitorizare lunară, borderou), circuitul lor și condiționarea sprijinului de frecvența regulată, de rezultatele școlare și de participarea la activitățile proiectului. </w:t>
       </w:r>
       <w:r>
         <w:rPr>
@@ -1302,33 +1302,33 @@
           <w:b w:val="0"/>
           <w:i w:val="0"/>
         </w:rPr>
-        <w:t xml:space="preserve"> Pe baza listei elevilor din acțiunea 8.f.1, Consilierul psihologic a realizat organizarea administrativă a grupelor, în corelare cu orarul școlar.</w:t>
-      </w:r>
-    </w:p>
-    <w:p>
-      <w:pPr>
-        <w:spacing w:after="80" w:before="0"/>
-        <w:jc w:val="both"/>
-      </w:pPr>
-      <w:r>
-        <w:rPr>
-          <w:b w:val="0"/>
-          <w:i w:val="0"/>
-        </w:rPr>
-        <w:t>Sprijinul psihologic. După documentarea instrumentelor potrivite vârstei, Consilierul psihologic a realizat, în perioada 16–30.09.2026, 10 deplasări la Colegiul Tehnic Turda – structura Poiana, unde învață elevii din clasele a X-a – a XI-a, cu ateliere de cunoaștere și autocunoaștere, discuții de grup și discuții individuale, având ca scop stabilirea relației de consiliere și identificarea obiectivelor individuale sau de grup. Au fost folosite metode non-terapeutice, adaptate vârstei: jocuri de prezentare, „Rucsacul psihologului” (pentru explicarea rolului consilierului și a confidențialității), harta ca metaforă a traseelor vieții, inventarul de motivație școlară, fișa de autocunoaștere „Blazonul meu” și scrisori către sine. În total au fost sprijiniți 17 elevi, fiecare având fișă de observație individuală, liste de prezență și fișe de lucru arhivate în dosarul propriu, pe baza cărora se construiește planul individual de sprijin. Observațiile consilierului privind prezența redusă a unor elevi și nevoia de a programa sesiunile după ore au fost discutate în ședințele de management din 18.09 și 25.09.2026, unde s-a decis organizarea consilierii după programul școlar.</w:t>
-      </w:r>
-    </w:p>
-    <w:p>
-      <w:pPr>
-        <w:spacing w:after="80" w:before="0"/>
-        <w:jc w:val="both"/>
-      </w:pPr>
-      <w:r>
-        <w:rPr>
-          <w:b w:val="0"/>
-          <w:i w:val="0"/>
-        </w:rPr>
-        <w:t xml:space="preserve">Sprijinul financiar. Conform metodologiei, procedura de contactare a beneficiarilor eligibili se lansează după validarea grupului țintă, pe bază de cerere-tip, documentele-suport fiind preluate din dosarul de grup țintă; Managerul de proiect verifică completitudinea, Experții GT întocmesc centralizatorul beneficiarilor eligibili, iar contractele se semnează cu fiecare elev sau reprezentant legal. În perioada de raportare nu au fost acordate sume; pregătirea a început prin stabilirea cu diriginții a documentelor de solicitat elevilor din clasele a X-a – a XI-a și prin stabilirea, în ședința din 25.09.2026, a condiției de prezență de minimum 75% la ore și la activități. Lansarea procedurii este planificată pentru luna </w:t>
+        <w:t xml:space="preserve"> Pe baza listei elevilor din acțiunea 8.f.1 transmise de Experții GT, Consilierul psihologic a realizat organizarea administrativă a grupelor, în corelare cu orarul școlar.</w:t>
+      </w:r>
+    </w:p>
+    <w:p>
+      <w:pPr>
+        <w:spacing w:after="80" w:before="0"/>
+        <w:jc w:val="both"/>
+      </w:pPr>
+      <w:r>
+        <w:rPr>
+          <w:b w:val="0"/>
+          <w:i w:val="0"/>
+        </w:rPr>
+        <w:t>Sprijinul psihologic. Consilierul psihologic a documentat mai întâi instrumentele potrivite vârstei și a pregătit fișa de lucru model, chestionarul de motivație școlară și setul de activități de cunoaștere. În perioada 16–30.09.2026 a realizat 10 deplasări la Colegiul Tehnic Turda – structura Poiana, unde învață elevii din clasele a X-a – a XI-a, cu ateliere de cunoaștere și autocunoaștere, discuții de grup și discuții individuale, având ca scop stabilirea relației de consiliere și identificarea obiectivelor individuale sau de grup. Metodele au fost non-terapeutice, adaptate vârstei: jocuri de prezentare, „Rucsacul psihologului” (pentru explicarea rolului consilierului, a confidențialității și a limitelor ei), harta ca metaforă a traseelor vieții, inventarul de motivație școlară, fișa de autocunoaștere „Blazonul meu” și scrisori către sine din postura de adult. În total au fost sprijiniți 17 elevi, fiecare având fișă de observație individuală, liste de prezență și fișe de lucru arhivate în dosarul propriu, pe baza cărora se construiește planul individual de sprijin. Observațiile consilierului – elevi nemulțumiți de specializarea aleasă, prezență redusă la școală a unora dintre ei, nevoia de a programa sesiunile după ore – au fost aduse în ședințele de management din 18.09 și 25.09.2026 și au condus la decizia de a organiza consilierea după programul școlar și de a corela planificarea cu disponibilitatea efectivă a elevilor.</w:t>
+      </w:r>
+    </w:p>
+    <w:p>
+      <w:pPr>
+        <w:spacing w:after="80" w:before="0"/>
+        <w:jc w:val="both"/>
+      </w:pPr>
+      <w:r>
+        <w:rPr>
+          <w:b w:val="0"/>
+          <w:i w:val="0"/>
+        </w:rPr>
+        <w:t xml:space="preserve">Sprijinul financiar. Conform metodologiei și cererii de finanțare, procedura de contactare a beneficiarilor eligibili se lansează după validarea grupului țintă, pe bază de cerere-tip completată de elev sau de reprezentantul legal, documentele-suport fiind preluate din dosarul de grup țintă; Managerul de proiect verifică completitudinea, Experții GT întocmesc centralizatorul beneficiarilor eligibili, iar contractele se semnează cu fiecare elev sau reprezentant legal, plățile urmând să fie lunare, prin transfer bancar. În perioada de raportare nu au fost acordate sume, întrucât elevii din clasele a X-a – a XI-a au intrat în operațiune abia în a doua jumătate a lunii septembrie. Pregătirea a început: Expertul GT 1 a stabilit cu diriginții documentele de solicitat fiecărui elev, iar în ședința din 25.09.2026 echipa a convenit condiția de prezență de minimum 75% la ore și la activități pentru menținerea sprijinului. Lansarea procedurii este planificată pentru luna </w:t>
       </w:r>
       <w:r>
         <w:rPr>
@@ -1356,7 +1356,7 @@
           <w:b w:val="0"/>
           <w:i w:val="0"/>
         </w:rPr>
-        <w:t>Activitatea este documentată prin metodologia de acordare a sprijinului cu anexele, raportul de activitate și fișa de pontaj ale Consilierului psihologic, listele de prezență, chestionarele, fișele de lucru și rapoartele individuale ale elevilor, rapoartele de activitate ale Experților GT și minutele ședințelor de management.</w:t>
+        <w:t>Activitatea este documentată prin metodologia de acordare a sprijinului cu anexele, raportul de activitate și fișa de pontaj ale Consilierului psihologic, listele de prezență, chestionarele, fișele de lucru și rapoartele individuale ale elevilor, rapoartele de activitate ale Experților GT și minutele ședințelor de management din 18.09 și 25.09.2026.</w:t>
       </w:r>
     </w:p>
     <w:p>
@@ -1468,59 +1468,59 @@
           <w:color w:val="595959"/>
           <w:sz w:val="18"/>
         </w:rPr>
-        <w:t>3.970 / 10.500 caractere</w:t>
-      </w:r>
-    </w:p>
-    <w:p>
-      <w:pPr>
-        <w:spacing w:after="80" w:before="0"/>
-        <w:jc w:val="both"/>
-      </w:pPr>
-      <w:r>
-        <w:rPr>
-          <w:b w:val="0"/>
-          <w:i w:val="0"/>
-        </w:rPr>
-        <w:t>În perioada de raportare iulie – septembrie 2026, SA5.2 a parcurs pregătirea și a început efectiv în luna septembrie (L3), conform graficului din cererea de finanțare. Scopul subactivității este formarea celor 4 cadre didactice din grupul țintă în tehnici didactice inovative, comunicare cu elevii aflați în risc educațional, strategii de motivare și menținere în școală și utilizarea tehnologiilor moderne, printr-un program acreditat de Ministerul Educației și Cercetării, cu transfer direct al competențelor în programele remediale. Conform Notificării nr. 3, formarea se desfășoară în paralel cu programele remediale, fără ca finalizarea ei să condiționeze începerea activităților cu elevii. Activitatea a fost coordonată de Managerul de proiect; Expertul GT 2 a recrutat cadrele didactice și a identificat furnizorul, iar achiziția a fost derulată de echipa de management (SA2.1).</w:t>
-      </w:r>
-    </w:p>
-    <w:p>
-      <w:pPr>
-        <w:spacing w:after="80" w:before="0"/>
-        <w:jc w:val="both"/>
-      </w:pPr>
-      <w:r>
-        <w:rPr>
-          <w:b w:val="0"/>
-          <w:i w:val="0"/>
-        </w:rPr>
-        <w:t>În lunile iulie – august, conducerile școlilor partenere au indicat cadrele didactice care lucrează direct cu elevii din grupul țintă, iar Expertul GT 2 le-a informat despre rolul lor în proiect. În paralel, a căutat furnizori de formare continuă acreditați, a transmis solicitări de colaborare și de ofertă și a analizat ofertele primite; a fost selectat programul Asociației Proeuro-Cons „Abilitare informațională în combaterea abandonului școlar: un ghid pentru cadre didactice”, acreditat prin Avizul nr. 1555/DGMCDRSIP/30.06.2025, cu o durată de 30 de ore și 12 credite profesionale transferabile. Contractul de servicii de formare nr. 2026082804/28.08.2026 și ordinul de începere au fost semnate electronic la 28.08.2026 și transmise prestatorului la începutul lunii septembrie; contractul prevede adaptarea suportului de curs la specificul învățământului profesional și tehnic și la temele orizontale ale proiectului, livrarea evidențelor de prezență și a raportului de activitate, precum și două sesiuni fizice suplimentare de orientare, la Huedin și la Turda, fără cost.</w:t>
-      </w:r>
-    </w:p>
-    <w:p>
-      <w:pPr>
-        <w:spacing w:after="80" w:before="0"/>
-        <w:jc w:val="both"/>
-      </w:pPr>
-      <w:r>
-        <w:rPr>
-          <w:b w:val="0"/>
-          <w:i w:val="0"/>
-        </w:rPr>
-        <w:t>În luna septembrie, grupa de formare a fost constituită din cele 4 cadre didactice recrutate în grupul țintă (3 de la Colegiul Tehnic Turda și 1 de la Liceul Teologic Reformat Cluj-Napoca), aceleași cadre didactice care susțin programele remediale; pentru fiecare a fost constituit dosarul de grup țintă și a fost realizată înregistrarea în MySMIS2021. Programul s-a desfășurat în perioada 10–18.09.2026, integral online, conform calendarului de formare al furnizorului: 12 ore de sesiuni sincrone pe Google Meet (10, 15, 16 și 17.09.2026, în intervalul 16:00–20:00) și 18 ore de activități asincrone pe platforma Moodle, pe trei module – fundamentele abandonului școlar, intervenții și strategii de prevenire, monitorizarea eficienței intervențiilor. Cursanții au primit în prealabil informațiile de debut, calendarul, suportul de curs și structura portofoliului. Cursul a debutat la 10.09.2026 cu toate cele 4 cadre didactice prezente pe întreaga durată a sesiunii, conform raportului de participare generat de platformă; sesiunile următoare au fost documentate prin capturi de ecran cu data și ora vizibile. Managerul de proiect a urmărit prezența și a ținut legătura cu furnizorul pentru adaptarea conținutului la specificul programelor remediale, în care cadrele didactice aplică direct temele parcurse.</w:t>
-      </w:r>
-    </w:p>
-    <w:p>
-      <w:pPr>
-        <w:spacing w:after="80" w:before="0"/>
-        <w:jc w:val="both"/>
-      </w:pPr>
-      <w:r>
-        <w:rPr>
-          <w:b w:val="0"/>
-          <w:i w:val="0"/>
-        </w:rPr>
-        <w:t>Evaluarea finală a cursanților, pe baza portofoliilor, este programată la 09.10.2026, după care furnizorul eliberează documentele de absolvire, iar beneficiarul realizează recepția serviciilor și plata; rezultatul R17 și indicatorul aferent vor fi raportate în Raportul de progres nr. 2.</w:t>
+        <w:t>4.621 / 10.500 caractere</w:t>
+      </w:r>
+    </w:p>
+    <w:p>
+      <w:pPr>
+        <w:spacing w:after="80" w:before="0"/>
+        <w:jc w:val="both"/>
+      </w:pPr>
+      <w:r>
+        <w:rPr>
+          <w:b w:val="0"/>
+          <w:i w:val="0"/>
+        </w:rPr>
+        <w:t>În perioada de raportare iulie – septembrie 2026, SA5.2 a parcurs pregătirea și a început efectiv în luna septembrie (L3), conform graficului din cererea de finanțare. Scopul subactivității este formarea celor 4 cadre didactice din grupul țintă în tehnici didactice inovative, comunicare cu elevii aflați în risc educațional, strategii de motivare și menținere în sistemul educațional și utilizarea tehnologiilor moderne în predare și evaluare, printr-un program acreditat de Ministerul Educației și Cercetării, astfel încât competențele dobândite să fie transferate direct în programele remediale din SA5.4. Conform Notificării nr. 3, formarea se desfășoară în paralel cu programele remediale, fără ca finalizarea ei să condiționeze începerea activităților cu elevii. Activitatea a fost coordonată de Managerul de proiect; Expertul GT 2 a recrutat cadrele didactice și a identificat furnizorul, iar achiziția a fost derulată de echipa de management (SA2.1).</w:t>
+      </w:r>
+    </w:p>
+    <w:p>
+      <w:pPr>
+        <w:spacing w:after="80" w:before="0"/>
+        <w:jc w:val="both"/>
+      </w:pPr>
+      <w:r>
+        <w:rPr>
+          <w:b w:val="0"/>
+          <w:i w:val="0"/>
+        </w:rPr>
+        <w:t>Pregătirea (iulie – august 2026). La întâlnirile de informare din iulie, conducerile școlilor partenere au indicat cadrele didactice care lucrează direct cu elevii din grupul țintă, iar în august Expertul GT 2 le-a informat despre rolul lor în proiect și pașii de urmat. În paralel, a căutat furnizori de formare continuă acreditați: a transmis o solicitare de colaborare către formatori și furnizori (13.08.2026) și 16 solicitări de ofertă (19.08.2026), a analizat ofertele primite și a propus programul Asociației Proeuro-Cons, „Abilitare informațională în combaterea abandonului școlar: un ghid pentru cadre didactice”, acreditat prin Avizul nr. 1555/DGMCDRSIP/30.06.2025, cu o durată de 30 de ore și 12 credite profesionale transferabile, ca fiind cel mai potrivit nevoilor proiectului. Contractul de servicii de formare nr. 2026082804/28.08.2026 (12.400 lei, față de o valoare estimată de 24.000 lei) și ordinul de începere au fost semnate electronic la 28.08.2026 și transmise prestatorului la începutul lunii septembrie; contractul prevede adaptarea suportului de curs la specificul învățământului profesional și tehnic și la temele orizontale ale proiectului, livrarea evidențelor de prezență și a raportului de activitate, precum și două sesiuni fizice suplimentare de orientare, la Huedin și la Turda, fără cost.</w:t>
+      </w:r>
+    </w:p>
+    <w:p>
+      <w:pPr>
+        <w:spacing w:after="80" w:before="0"/>
+        <w:jc w:val="both"/>
+      </w:pPr>
+      <w:r>
+        <w:rPr>
+          <w:b w:val="0"/>
+          <w:i w:val="0"/>
+        </w:rPr>
+        <w:t>Grupa de formare și derularea programului (septembrie 2026). Grupa a fost constituită din cele 4 cadre didactice recrutate în grupul țintă – 3 de la Colegiul Tehnic Turda și 1 de la Liceul Teologic Reformat Cluj-Napoca –, aceleași cadre didactice care susțin programele remediale; pentru fiecare a fost constituit dosarul de grup țintă și a fost realizată înregistrarea în MySMIS2021. Programul s-a desfășurat în perioada 10–18.09.2026, integral online, conform calendarului de formare emis de furnizor: 12 ore de sesiuni sincrone pe Google Meet, în zilele de 10, 15, 16 și 17.09.2026, după programul școlar, și 18 ore de activități asincrone pe platforma Moodle, pe trei module – fundamentele abandonului școlar, intervenții și strategii de prevenire a abandonului, monitorizarea eficienței intervențiilor. Cursanții au primit în prealabil informațiile de debut, calendarul, suportul de curs și structura portofoliului pe baza căruia vor fi evaluați. Cursul a debutat la 10.09.2026 cu toate cele 4 cadre didactice prezente pe întreaga durată a sesiunii, conform raportului de participare generat de platformă; sesiunile următoare au fost documentate prin capturi de ecran cu data și ora vizibile, în care apar formatorul, cursanții și materialele prezentate. Managerul de proiect a urmărit prezența și a ținut legătura cu furnizorul pentru adaptarea conținutului la specificul programelor remediale, în care cadrele didactice aplică direct temele parcurse.</w:t>
+      </w:r>
+    </w:p>
+    <w:p>
+      <w:pPr>
+        <w:spacing w:after="80" w:before="0"/>
+        <w:jc w:val="both"/>
+      </w:pPr>
+      <w:r>
+        <w:rPr>
+          <w:b w:val="0"/>
+          <w:i w:val="0"/>
+        </w:rPr>
+        <w:t>Etape următoare. Evaluarea finală a cursanților, pe baza portofoliilor, este programată la 09.10.2026, online; furnizorul eliberează apoi documentele de absolvire, iar beneficiarul realizează recepția serviciilor (raport de activitate, evidențe de prezență) și plata, după care se programează sesiunile fizice de orientare de la Huedin și Turda. Rezultatul R17 (4 cadre didactice formate și certificate) și indicatorul aferent vor fi raportate în Raportul de progres nr. 2.</w:t>
       </w:r>
     </w:p>
     <w:p>
@@ -1671,33 +1671,33 @@
           <w:color w:val="595959"/>
           <w:sz w:val="18"/>
         </w:rPr>
-        <w:t>3.913 / 10.500 caractere</w:t>
-      </w:r>
-    </w:p>
-    <w:p>
-      <w:pPr>
-        <w:spacing w:after="80" w:before="0"/>
-        <w:jc w:val="both"/>
-      </w:pPr>
-      <w:r>
-        <w:rPr>
-          <w:b w:val="0"/>
-          <w:i w:val="0"/>
-        </w:rPr>
-        <w:t>În perioada de raportare iulie – septembrie 2026, SA5.3 a început în luna septembrie (L3), conform graficului din cererea de finanțare. Subactivitatea reunește campania media de informare și conștientizare, atelierele pentru părinți, târgurile de oportunități și vizitele la operatori economici, cu scopul de a crește gradul de conștientizare a elevilor din clasele a VII-a – a VIII-a și a părinților lor cu privire la rolul educației și la avantajele învățământului profesional și tehnic. Activitatea este realizată de Expertul comunicare și de Facilitatorul comunitar 2, sub coordonarea Managerului de proiect. Persoana nominalizată pe poziția de Facilitator comunitar 1 nu a fost angajată în perioada de raportare, angajarea fiind corelată cu începerea atelierelor pentru părinți; activitățile de facilitare din septembrie au fost asigurate de Facilitatorul comunitar 2, fără impact asupra calendarului. Prima lună a fost, conform cererii de finanțare, etapa de analiză a percepțiilor și a nevoilor, realizată prin contact direct cu elevii, din care se construiesc Planul de informare și conștientizare și planul tematic al atelierelor.</w:t>
-      </w:r>
-    </w:p>
-    <w:p>
-      <w:pPr>
-        <w:spacing w:after="80" w:before="0"/>
-        <w:jc w:val="both"/>
-      </w:pPr>
-      <w:r>
-        <w:rPr>
-          <w:b w:val="0"/>
-          <w:i w:val="0"/>
-        </w:rPr>
-        <w:t xml:space="preserve">Expertul comunicare a pregătit instrumentele primei etape (discursul de prezentare a proiectului, chestionarul de interese, jocul de intercunoaștere „Găsește pe cineva care…”, fișa „Mesaj pentru mine peste 5 ani”) și a organizat 5 activități de informare și conștientizare cu elevii din acțiunea 8.f.2, la Colegiul Tehnic Turda (15, 16 și 30.09.2026) și la Huedin, în spații puse la dispoziție de comunitate – Casa de Cultură și Primăria (28 și 29.09.2026). Activitățile au urmărit prezentarea proiectului, cunoașterea participanților, identificarea intereselor și a așteptărilor lor, discuții despre meserii, aptitudini și opțiuni de carieră și un exercițiu de reflecție asupra viitorului personal, educațional și profesional, cu mesaje înregistrate audio cu acordul reprezentanților legali. Au participat 23 de elevi, cu 46 de participări; chestionarele și fișele completate au fost analizate și stau la baza Planului de informare și conștientizare și a materialelor campaniei, </w:t>
+        <w:t>4.715 / 10.500 caractere</w:t>
+      </w:r>
+    </w:p>
+    <w:p>
+      <w:pPr>
+        <w:spacing w:after="80" w:before="0"/>
+        <w:jc w:val="both"/>
+      </w:pPr>
+      <w:r>
+        <w:rPr>
+          <w:b w:val="0"/>
+          <w:i w:val="0"/>
+        </w:rPr>
+        <w:t>În perioada de raportare iulie – septembrie 2026, SA5.3 a început în luna septembrie (L3), conform graficului din cererea de finanțare. Subactivitatea reunește patru componente – campania media de informare și conștientizare, atelierele pentru părinți, târgurile de oportunități și vizitele la operatori economici – cu scopul de a crește gradul de conștientizare a elevilor din clasele a VII-a – a VIII-a și a părinților lor cu privire la rolul educației și la avantajele învățământului profesional și tehnic, pentru prevenirea abandonului și continuarea studiilor. Activitatea este realizată de Expertul comunicare și de Facilitatorul comunitar 2, sub coordonarea Managerului de proiect. Persoana nominalizată prin Notificarea nr. 1 pe poziția de Facilitator comunitar 1 nu a fost angajată în perioada de raportare, angajarea fiind corelată cu începerea atelierelor pentru părinți; activitățile de facilitare din septembrie au fost asigurate de Facilitatorul comunitar 2, fără impact asupra calendarului. Așa cum prevede cererea de finanțare, prima lună a fost etapa de analiză a percepțiilor și a nevoilor, realizată prin contact direct cu elevii, din care se construiesc Planul de informare și conștientizare și planul tematic al atelierelor.</w:t>
+      </w:r>
+    </w:p>
+    <w:p>
+      <w:pPr>
+        <w:spacing w:after="80" w:before="0"/>
+        <w:jc w:val="both"/>
+      </w:pPr>
+      <w:r>
+        <w:rPr>
+          <w:b w:val="0"/>
+          <w:i w:val="0"/>
+        </w:rPr>
+        <w:t xml:space="preserve">Campania de informare și conștientizare. Expertul comunicare a pregătit instrumentele primei etape – discursul de prezentare a proiectului, chestionarul de interese, jocul de intercunoaștere „Găsește pe cineva care…” și fișa „Mesaj pentru mine peste 5 ani” – și a organizat 5 activități de informare și conștientizare cu elevii din acțiunea 8.f.2: trei la Colegiul Tehnic Turda (15, 16 și 30.09.2026) și două la Huedin, în spații puse la dispoziție de comunitate, Casa de Cultură și Primăria (28 și 29.09.2026). Activitățile au urmărit, în această ordine, prezentarea proiectului și cunoașterea participanților, identificarea intereselor și așteptărilor lor prin chestionar și discuții, apoi tema meseriilor, aptitudinilor și opțiunilor de carieră și, în final, un exercițiu de reflecție asupra viitorului personal, educațional și profesional, cu mesaje scrise și înregistrate audio, cu acordul reprezentanților legali. Au participat 23 de elevi, cu 46 de participări. Chestionarele și fișele completate au fost analizate și constituie analiza sumară a percepțiilor pe baza căreia se elaborează Planul de informare și conștientizare și materialele campaniei (afișe, pliante, materiale multimedia cu modele pozitive din ÎPT), </w:t>
       </w:r>
       <w:r>
         <w:rPr>
@@ -1725,20 +1725,20 @@
           <w:b w:val="0"/>
           <w:i w:val="0"/>
         </w:rPr>
-        <w:t>Facilitatorul comunitar 2 a elaborat planul lunar de activitate și chestionarul „Ce mi-ar fi util să învăț și să dezvolt?”, instrument anonim de identificare a nevoilor și intereselor elevilor, și a organizat 2 activități directe cu elevii din clasele a VII-a – a VIII-a, la Colegiul Tehnic Turda – structura Poiana (15.09.2026) și la Liceul Tehnologic „Vlădeasa” Huedin (24.09.2026), cu jocuri de cunoaștere, discuții despre interese și aplicarea chestionarului; au participat 21 de elevi. Chestionarele au fost centralizate într-un raport de analiză: elevii au nevoi legate de orientarea educațională și profesională, autocunoaștere, comunicare, gestionarea emoțiilor și siguranța online și preferă metodele participative, jocurile și activitățile practice; pe această bază au fost formulate direcțiile de intervenție și tematicile atelierelor următoare. Facilitatorul a participat la ședința de management din 25.09.2026, unde s-a discutat organizarea activităților după programul școlar.</w:t>
-      </w:r>
-    </w:p>
-    <w:p>
-      <w:pPr>
-        <w:spacing w:after="80" w:before="0"/>
-        <w:jc w:val="both"/>
-      </w:pPr>
-      <w:r>
-        <w:rPr>
-          <w:b w:val="0"/>
-          <w:i w:val="0"/>
-        </w:rPr>
-        <w:t>În total, 35 de elevi din acțiunea 8.f.2 au participat în luna septembrie la cel puțin o activitate din SA5.3, data primei participări fiind data intrării în operațiune. Atelierele pentru părinți încep în luna octombrie 2026, după evaluarea informală a nevoilor părinților realizată prin diriginți și contact direct; târgul de oportunități și vizitele la operatori economici sunt planificate după contractarea serviciilor de organizare și stabilirea calendarului cu școlile.</w:t>
+        <w:t>Facilitarea comunitară. Facilitatorul comunitar 2 a elaborat planul lunar de activitate și chestionarul „Ce mi-ar fi util să învăț și să dezvolt?”, un instrument anonim de identificare a nevoilor și intereselor elevilor (autocunoaștere, comunicare, gestionarea emoțiilor, siguranța online, orientare școlară și profesională, abilități pentru viață, metode de lucru preferate), și a organizat două activități directe cu elevii din clasele a VII-a – a VIII-a: la Colegiul Tehnic Turda – structura Poiana (15.09.2026) și la Liceul Tehnologic „Vlădeasa” Huedin (24.09.2026), cu jocuri de cunoaștere, discuții despre interese și aplicarea chestionarului; au participat 21 de elevi. Chestionarele au fost centralizate într-un raport de analiză care arată nevoi legate de orientarea educațională și profesională, autocunoaștere, comunicare, gestionarea emoțiilor și siguranța online și o preferință clară pentru metode participative, jocuri și activități practice; pe această bază au fost formulate direcțiile de intervenție și tematicile atelierelor următoare. Facilitatorul a început contactarea părinților, prin diriginți și direct, pentru evaluarea informală a nevoilor lor și a participat la ședința de management din 25.09.2026, unde s-a discutat organizarea activităților după programul școlar.</w:t>
+      </w:r>
+    </w:p>
+    <w:p>
+      <w:pPr>
+        <w:spacing w:after="80" w:before="0"/>
+        <w:jc w:val="both"/>
+      </w:pPr>
+      <w:r>
+        <w:rPr>
+          <w:b w:val="0"/>
+          <w:i w:val="0"/>
+        </w:rPr>
+        <w:t>Participarea. În luna septembrie, 35 de elevi din acțiunea 8.f.2 au participat la cel puțin o activitate din SA5.3 (o parte dintre elevii de la Turda au participat atât la activitățile Expertului comunicare, cât și la cele ale Facilitatorului), data primei participări fiind data intrării în operațiune. Atelierele pentru părinți încep în luna octombrie 2026, pe baza nevoilor identificate; târgul de oportunități pentru anul școlar 2026–2027 și vizitele la operatori economici sunt planificate după contractarea serviciilor de organizare a târgului (SA2.1) și stabilirea calendarului cu unitățile de învățământ partenere.</w:t>
       </w:r>
     </w:p>
     <w:p>
@@ -1889,33 +1889,33 @@
           <w:color w:val="595959"/>
           <w:sz w:val="18"/>
         </w:rPr>
-        <w:t>3.810 / 10.500 caractere</w:t>
-      </w:r>
-    </w:p>
-    <w:p>
-      <w:pPr>
-        <w:spacing w:after="80" w:before="0"/>
-        <w:jc w:val="both"/>
-      </w:pPr>
-      <w:r>
-        <w:rPr>
-          <w:b w:val="0"/>
-          <w:i w:val="0"/>
-        </w:rPr>
-        <w:t>În perioada de raportare iulie – septembrie 2026, SA5.4 a început în luna septembrie (L3), conform graficului din cererea de finanțare, odată cu începerea anului școlar. Subactivitatea vizează elevii din clasa a IX-a (acțiunea 8.f.3), prin programe remediale la citit, matematică și științe, cu dezvoltarea în paralel a abilităților transversale. Activitatea este realizată de cadrele didactice angajate în proiect – Cadrul didactic 1 (limba și literatura română) și Cadrul didactic 2 (fizică) la Colegiul Tehnic Turda și Cadrul didactic 3 (limba și literatura română) la Liceul Teologic Reformat Cluj-Napoca –, sub coordonarea Managerului de proiect, care verifică documentația și organizează întâlnirile de feedback. Persoanele nominalizate inițial pe pozițiile de Cadru didactic 2 și 3 nu au desfășurat activități și au fost înlocuite prin Notificările nr. 3 și nr. 4; poziția de Cadru didactic 4 (matematică) nu a fost ocupată în perioada de raportare și va fi nominalizată prin notificare, sesiunile de matematică urmând să înceapă după nominalizare, fără impact asupra programelor la română și științe.</w:t>
-      </w:r>
-    </w:p>
-    <w:p>
-      <w:pPr>
-        <w:spacing w:after="80" w:before="0"/>
-        <w:jc w:val="both"/>
-      </w:pPr>
-      <w:r>
-        <w:rPr>
-          <w:b w:val="0"/>
-          <w:i w:val="0"/>
-        </w:rPr>
-        <w:t xml:space="preserve">În prima parte a lunii septembrie, fiecare cadru didactic a elaborat metodologia de organizare a activităților remediale la disciplina sa, conform cererii de finanțare: structura tematică a sesiunilor, instrumentele pedagogice, criteriile și grila de evaluare a progresului, metodele de lucru și calendarul orientativ, cu sesiuni săptămânale în afara programului școlar, în sălile puse la dispoziție de școli. Cadrele didactice au identificat împreună cu diriginții elevii cu nevoi de sprijin, au constituit grupele, au elaborat testele de evaluare inițială cu baremele și grilele aferente și au pregătit materialele didactice (fișe de lucru, exerciții, scheme) adaptate nivelului elevilor. </w:t>
+        <w:t>4.428 / 10.500 caractere</w:t>
+      </w:r>
+    </w:p>
+    <w:p>
+      <w:pPr>
+        <w:spacing w:after="80" w:before="0"/>
+        <w:jc w:val="both"/>
+      </w:pPr>
+      <w:r>
+        <w:rPr>
+          <w:b w:val="0"/>
+          <w:i w:val="0"/>
+        </w:rPr>
+        <w:t>În perioada de raportare iulie – septembrie 2026, SA5.4 a început în luna septembrie (L3), conform graficului din cererea de finanțare, odată cu începerea anului școlar. Subactivitatea vizează elevii din clasa a IX-a (acțiunea 8.f.3), prin programe remediale la citit, matematică și științe, cu dezvoltarea în paralel a abilităților transversale, pentru recuperarea decalajelor de învățare care alimentează riscul de abandon. Activitatea este realizată de cadrele didactice angajate în proiect – Cadrul didactic 1 (limba și literatura română) și Cadrul didactic 2 (fizică) la Colegiul Tehnic Turda și Cadrul didactic 3 (limba și literatura română) la Liceul Teologic Reformat Cluj-Napoca –, sub coordonarea Managerului de proiect, care verifică documentația și organizează întâlnirile de feedback. Persoanele nominalizate inițial prin Notificarea nr. 2 pe pozițiile de Cadru didactic 2 și 3 nu au desfășurat activități și au fost înlocuite prin Notificările nr. 3 și nr. 4; poziția de Cadru didactic 4 (matematică) nu a fost ocupată în perioada de raportare și va fi nominalizată prin notificare, sesiunile de matematică urmând să înceapă după nominalizare, fără impact asupra programelor la română și științe, care au început cu cele trei cadre didactice disponibile.</w:t>
+      </w:r>
+    </w:p>
+    <w:p>
+      <w:pPr>
+        <w:spacing w:after="80" w:before="0"/>
+        <w:jc w:val="both"/>
+      </w:pPr>
+      <w:r>
+        <w:rPr>
+          <w:b w:val="0"/>
+          <w:i w:val="0"/>
+        </w:rPr>
+        <w:t xml:space="preserve">Pregătirea programelor. În prima parte a lunii septembrie, fiecare cadru didactic a elaborat metodologia de organizare a activităților remediale la disciplina sa, conform cererii de finanțare: structura tematică a sesiunilor, instrumentele pedagogice, criteriile și grila de evaluare a progresului, metodele de lucru și calendarul orientativ, cu sesiuni săptămânale în afara programului școlar, în sălile puse la dispoziție de școli. Cadrele didactice au identificat împreună cu diriginții elevii cu nevoi de sprijin, ținând cont de cerințele educaționale speciale și de situația familiilor, au constituit grupele, au elaborat testele de evaluare inițială cu baremele și grilele aferente și au pregătit materialele didactice (fișe de lucru, exerciții, scheme) adaptate nivelului elevilor. </w:t>
       </w:r>
       <w:r>
         <w:rPr>
@@ -1936,20 +1936,20 @@
           <w:b w:val="0"/>
           <w:i w:val="0"/>
         </w:rPr>
-        <w:t>În a doua parte a lunii au început sesiunile remediale: la Colegiul Tehnic Turda, sesiunile de limba și literatura română (17 și 21.09.2026) și de fizică (22 și 29.09.2026), iar la Liceul Teologic Reformat Cluj-Napoca prima sesiune de limba și literatura română (30.09.2026). Conform cererii de finanțare, testele de evaluare inițială au fost aplicate în primele sesiuni, pentru identificarea lacunelor și a punctelor forte și pentru formarea grupelor de nivel; rezultatele stau la baza fișelor individuale de progres, care vor fi actualizate după testele intermediare și finale. Sesiunile au vizat citirea, înțelegerea textului și exprimarea scrisă, respectiv noțiunile de bază, calculul și rezolvarea de probleme la fizică. În total, 45 de elevi din clasa a IX-a au participat la cel puțin o sesiune remedială (26 la Colegiul Tehnic Turda și 19 la Liceul Teologic Reformat Cluj-Napoca), data primei sesiuni fiind data intrării în operațiune; prezența este consemnată în listele de prezență semnate la fiecare sesiune.</w:t>
-      </w:r>
-    </w:p>
-    <w:p>
-      <w:pPr>
-        <w:spacing w:after="80" w:before="0"/>
-        <w:jc w:val="both"/>
-      </w:pPr>
-      <w:r>
-        <w:rPr>
-          <w:b w:val="0"/>
-          <w:i w:val="0"/>
-        </w:rPr>
-        <w:t>Managerul de proiect a verificat planificările și documentele cadrelor didactice și a programat sesiunile în planificarea lunară (Anexa 12); în ședința de management din 25.09.2026 s-a decis ca pauzele din calendarul activităților să vizeze doar activitatea cadrelor didactice, consilierea și facilitarea continuând. Cadrele didactice participă în paralel la programul de formare din SA5.2, ale cărui teme le aplică direct în sesiuni. Masa caldă pentru elevii participanți, introdusă prin Actul adițional nr. 1, va fi acordată după finalizarea achiziției serviciilor, pe baza listelor de prezență la sesiunile remediale.</w:t>
+        <w:t>Evaluarea inițială și primele sesiuni. În a doua parte a lunii au început sesiunile remediale: la Colegiul Tehnic Turda, limba și literatura română (17 și 21.09.2026) și fizică (22 și 29.09.2026), iar la Liceul Teologic Reformat Cluj-Napoca prima sesiune de limba și literatura română (30.09.2026). Conform cererii de finanțare, testele de evaluare inițială au fost aplicate în primele sesiuni, pentru identificarea lacunelor și a punctelor forte ale fiecărui elev și pentru formarea grupelor de nivel; rezultatele stau la baza fișelor individuale de progres, care vor fi actualizate după testele intermediare și finale ale anului școlar. Sesiunile au vizat citirea, înțelegerea textului și exprimarea scrisă, respectiv noțiunile de bază, calculul și rezolvarea de probleme la fizică, cu lucru diferențiat pe grupe. În total, 45 de elevi din clasa a IX-a au participat la cel puțin o sesiune remedială – 26 la Colegiul Tehnic Turda și 19 la Liceul Teologic Reformat Cluj-Napoca –, data primei sesiuni fiind data intrării în operațiune; prezența este consemnată în listele de prezență semnate la fiecare sesiune, iar activitățile sunt documentate prin fotografii.</w:t>
+      </w:r>
+    </w:p>
+    <w:p>
+      <w:pPr>
+        <w:spacing w:after="80" w:before="0"/>
+        <w:jc w:val="both"/>
+      </w:pPr>
+      <w:r>
+        <w:rPr>
+          <w:b w:val="0"/>
+          <w:i w:val="0"/>
+        </w:rPr>
+        <w:t>Coordonare și masa caldă. Managerul de proiect a verificat planificările și documentele cadrelor didactice și a programat sesiunile în planificarea lunară (Anexa 12) pentru septembrie și octombrie; în ședința de management din 25.09.2026 s-a decis ca pauzele din calendarul activităților să vizeze doar activitatea cadrelor didactice (vacanțele școlare), consilierea și facilitarea continuând, aspect care va face obiectul unei notificări. Cadrele didactice participă în paralel la programul de formare din SA5.2, ale cărui teme le aplică direct în sesiuni. Masa caldă pentru elevii participanți, introdusă prin Actul adițional nr. 1, va fi acordată după finalizarea achiziției serviciilor, pe baza listelor de prezență la sesiunile remediale, dimensionarea serviciului făcându-se după numărul de elevi validați și calendarul sesiunilor.</w:t>
       </w:r>
     </w:p>
     <w:p>

--- a/RP1_UNIC_352704/livrabile/RP1_texte_SA1.1_A4_A5.docx
+++ b/RP1_UNIC_352704/livrabile/RP1_texte_SA1.1_A4_A5.docx
@@ -1889,33 +1889,72 @@
           <w:color w:val="595959"/>
           <w:sz w:val="18"/>
         </w:rPr>
-        <w:t>4.428 / 10.500 caractere</w:t>
-      </w:r>
-    </w:p>
-    <w:p>
-      <w:pPr>
-        <w:spacing w:after="80" w:before="0"/>
-        <w:jc w:val="both"/>
-      </w:pPr>
-      <w:r>
-        <w:rPr>
-          <w:b w:val="0"/>
-          <w:i w:val="0"/>
-        </w:rPr>
-        <w:t>În perioada de raportare iulie – septembrie 2026, SA5.4 a început în luna septembrie (L3), conform graficului din cererea de finanțare, odată cu începerea anului școlar. Subactivitatea vizează elevii din clasa a IX-a (acțiunea 8.f.3), prin programe remediale la citit, matematică și științe, cu dezvoltarea în paralel a abilităților transversale, pentru recuperarea decalajelor de învățare care alimentează riscul de abandon. Activitatea este realizată de cadrele didactice angajate în proiect – Cadrul didactic 1 (limba și literatura română) și Cadrul didactic 2 (fizică) la Colegiul Tehnic Turda și Cadrul didactic 3 (limba și literatura română) la Liceul Teologic Reformat Cluj-Napoca –, sub coordonarea Managerului de proiect, care verifică documentația și organizează întâlnirile de feedback. Persoanele nominalizate inițial prin Notificarea nr. 2 pe pozițiile de Cadru didactic 2 și 3 nu au desfășurat activități și au fost înlocuite prin Notificările nr. 3 și nr. 4; poziția de Cadru didactic 4 (matematică) nu a fost ocupată în perioada de raportare și va fi nominalizată prin notificare, sesiunile de matematică urmând să înceapă după nominalizare, fără impact asupra programelor la română și științe, care au început cu cele trei cadre didactice disponibile.</w:t>
-      </w:r>
-    </w:p>
-    <w:p>
-      <w:pPr>
-        <w:spacing w:after="80" w:before="0"/>
-        <w:jc w:val="both"/>
-      </w:pPr>
-      <w:r>
-        <w:rPr>
-          <w:b w:val="0"/>
-          <w:i w:val="0"/>
-        </w:rPr>
-        <w:t xml:space="preserve">Pregătirea programelor. În prima parte a lunii septembrie, fiecare cadru didactic a elaborat metodologia de organizare a activităților remediale la disciplina sa, conform cererii de finanțare: structura tematică a sesiunilor, instrumentele pedagogice, criteriile și grila de evaluare a progresului, metodele de lucru și calendarul orientativ, cu sesiuni săptămânale în afara programului școlar, în sălile puse la dispoziție de școli. Cadrele didactice au identificat împreună cu diriginții elevii cu nevoi de sprijin, ținând cont de cerințele educaționale speciale și de situația familiilor, au constituit grupele, au elaborat testele de evaluare inițială cu baremele și grilele aferente și au pregătit materialele didactice (fișe de lucru, exerciții, scheme) adaptate nivelului elevilor. </w:t>
+        <w:t>5.409 / 10.500 caractere</w:t>
+      </w:r>
+    </w:p>
+    <w:p>
+      <w:pPr>
+        <w:spacing w:after="80" w:before="0"/>
+        <w:jc w:val="both"/>
+      </w:pPr>
+      <w:r>
+        <w:rPr>
+          <w:b w:val="0"/>
+          <w:i w:val="0"/>
+        </w:rPr>
+        <w:t>În perioada de raportare iulie – septembrie 2026, SA5.4 a început în luna septembrie (L3), conform graficului din cererea de finanțare, odată cu începerea anului școlar. Subactivitatea vizează elevii din clasa a IX-a (acțiunea 8.f.3), prin programe remediale la citit, matematică și științe, cu dezvoltarea în paralel a abilităților transversale, pentru recuperarea decalajelor de învățare care alimentează riscul de abandon. Activitatea este realizată de cadrele didactice angajate în proiect, sub coordonarea Managerului de proiect, care verifică documentația și organizează întâlnirile de feedback. Persoanele nominalizate inițial prin Notificarea nr. 2 pe pozițiile de Cadru didactic 2 și 3 nu au desfășurat activități și au fost înlocuite prin Notificările nr. 3 și nr. 4; poziția de Cadru didactic 4 (matematică) nu a fost ocupată în perioada de raportare și va fi nominalizată prin notificare, sesiunile de matematică urmând să înceapă după nominalizare, fără impact asupra programelor la română și științe, care au început cu cele trei cadre didactice disponibile. Toate cele trei cadre didactice au lucrat după același cadru prevăzut în cererea de finanțare: metodologie proprie a activităților remediale, evaluare inițială în primele sesiuni, grupe de nivel, materiale didactice proprii, sesiuni în afara programului școlar, în sălile puse la dispoziție de școli, și fișe individuale de progres.</w:t>
+      </w:r>
+    </w:p>
+    <w:p>
+      <w:pPr>
+        <w:spacing w:after="80" w:before="0"/>
+        <w:jc w:val="both"/>
+      </w:pPr>
+      <w:r>
+        <w:rPr>
+          <w:b w:val="0"/>
+          <w:i w:val="0"/>
+        </w:rPr>
+        <w:t>Cadrul didactic 1 – limba și literatura română, Colegiul Tehnic Turda (angajat de la 31.08.2026). În prima jumătate a lunii septembrie a elaborat metodologia de organizare a activităților remediale (structura tematică a sesiunilor, instrumentele pedagogice, grila de evaluare a progresului, metodele de lucru și calendarul orientativ) și a identificat, împreună cu diriginții, elevii clasei a IX-a care au nevoie de sprijin la limba română, constituind două grupe. A elaborat testele de evaluare inițială și le-a aplicat celor două grupe în primele sesiuni, din 17.09.2026 (14 elevi) și 21.09.2026 (12 elevi), axate pe citire, înțelegerea textului și exprimarea scrisă; pe baza rezultatelor a identificat nevoile de învățare ale fiecărei grupe și a pregătit fișe de lucru și materiale adaptate, folosite în sesiunile următoare. În total, 26 de elevi au participat la sesiunile de limba română de la Turda.</w:t>
+      </w:r>
+    </w:p>
+    <w:p>
+      <w:pPr>
+        <w:spacing w:after="80" w:before="0"/>
+        <w:jc w:val="both"/>
+      </w:pPr>
+      <w:r>
+        <w:rPr>
+          <w:b w:val="0"/>
+          <w:i w:val="0"/>
+        </w:rPr>
+        <w:t>Cadrul didactic 2 – fizică, Colegiul Tehnic Turda (angajat de la 04.09.2026). A elaborat metodologia activităților remediale la fizică, testul de evaluare inițială și materialele de lucru și a sprijinit recrutarea, prin colectarea formularelor de la elevi, părinți și diriginți și completarea confirmărilor școlare pentru elevii clasei a IX-a. A susținut sesiunile de fizică din 22.09.2026 (20 de elevi) și 29.09.2026 (14 elevi), câte două ore cu fiecare grupă; la prima sesiune a aplicat testele inițiale și a împărțit elevii în două grupe de nivel, iar sesiunile au vizat noțiunile de bază, calculul, transformările de unități de măsură și rezolvarea de probleme. Prezența este consemnată în listele de prezență, iar activitățile sunt documentate prin fotografii.</w:t>
+      </w:r>
+    </w:p>
+    <w:p>
+      <w:pPr>
+        <w:spacing w:after="80" w:before="0"/>
+        <w:jc w:val="both"/>
+      </w:pPr>
+      <w:r>
+        <w:rPr>
+          <w:b w:val="0"/>
+          <w:i w:val="0"/>
+        </w:rPr>
+        <w:t>Cadrul didactic 3 – limba și literatura română, Liceul Teologic Reformat Cluj-Napoca (angajat de la 17.09.2026, după aprobarea Notificării nr. 4). În cele două săptămâni de activitate a identificat, împreună cu dirigintele clasei a IX-a (filiera tehnologică), elevii care au nevoie de sprijin la limba română, ținând cont de cerințele educaționale speciale și de situația familiilor, și a constituit grupul de 20 de elevi; a elaborat metodologia activităților remediale, testul de pretestare, testul de evaluare inițială, baremul și grila de evaluare și a creat materialele didactice pentru sesiunile următoare. La 30.09.2026 a susținut prima sesiune remedială, în care a aplicat celor 20 de elevi prezenți testul de pretestare și testul inițial, și a planificat diferențiat, pe două grupe, sesiunile din luna octombrie.</w:t>
+      </w:r>
+    </w:p>
+    <w:p>
+      <w:pPr>
+        <w:spacing w:after="80" w:before="0"/>
+        <w:jc w:val="both"/>
+      </w:pPr>
+      <w:r>
+        <w:rPr>
+          <w:b w:val="0"/>
+          <w:i w:val="0"/>
+        </w:rPr>
+        <w:t xml:space="preserve">Stadiul la 30.09.2026. În total, 45 de elevi din clasa a IX-a au participat la cel puțin o sesiune remedială – 26 la Colegiul Tehnic Turda și 19 la Liceul Teologic Reformat Cluj-Napoca –, data primei sesiuni fiind data intrării în operațiune. Rezultatele testelor inițiale stau la baza fișelor individuale de progres, care vor fi actualizate după testele intermediare și finale ale anului școlar. </w:t>
       </w:r>
       <w:r>
         <w:rPr>
@@ -1936,20 +1975,7 @@
           <w:b w:val="0"/>
           <w:i w:val="0"/>
         </w:rPr>
-        <w:t>Evaluarea inițială și primele sesiuni. În a doua parte a lunii au început sesiunile remediale: la Colegiul Tehnic Turda, limba și literatura română (17 și 21.09.2026) și fizică (22 și 29.09.2026), iar la Liceul Teologic Reformat Cluj-Napoca prima sesiune de limba și literatura română (30.09.2026). Conform cererii de finanțare, testele de evaluare inițială au fost aplicate în primele sesiuni, pentru identificarea lacunelor și a punctelor forte ale fiecărui elev și pentru formarea grupelor de nivel; rezultatele stau la baza fișelor individuale de progres, care vor fi actualizate după testele intermediare și finale ale anului școlar. Sesiunile au vizat citirea, înțelegerea textului și exprimarea scrisă, respectiv noțiunile de bază, calculul și rezolvarea de probleme la fizică, cu lucru diferențiat pe grupe. În total, 45 de elevi din clasa a IX-a au participat la cel puțin o sesiune remedială – 26 la Colegiul Tehnic Turda și 19 la Liceul Teologic Reformat Cluj-Napoca –, data primei sesiuni fiind data intrării în operațiune; prezența este consemnată în listele de prezență semnate la fiecare sesiune, iar activitățile sunt documentate prin fotografii.</w:t>
-      </w:r>
-    </w:p>
-    <w:p>
-      <w:pPr>
-        <w:spacing w:after="80" w:before="0"/>
-        <w:jc w:val="both"/>
-      </w:pPr>
-      <w:r>
-        <w:rPr>
-          <w:b w:val="0"/>
-          <w:i w:val="0"/>
-        </w:rPr>
-        <w:t>Coordonare și masa caldă. Managerul de proiect a verificat planificările și documentele cadrelor didactice și a programat sesiunile în planificarea lunară (Anexa 12) pentru septembrie și octombrie; în ședința de management din 25.09.2026 s-a decis ca pauzele din calendarul activităților să vizeze doar activitatea cadrelor didactice (vacanțele școlare), consilierea și facilitarea continuând, aspect care va face obiectul unei notificări. Cadrele didactice participă în paralel la programul de formare din SA5.2, ale cărui teme le aplică direct în sesiuni. Masa caldă pentru elevii participanți, introdusă prin Actul adițional nr. 1, va fi acordată după finalizarea achiziției serviciilor, pe baza listelor de prezență la sesiunile remediale, dimensionarea serviciului făcându-se după numărul de elevi validați și calendarul sesiunilor.</w:t>
+        <w:t>Coordonare și masa caldă. Managerul de proiect a verificat planificările și documentele cadrelor didactice și a programat sesiunile în planificarea lunară (Anexa 12) pentru septembrie și octombrie; în ședința de management din 25.09.2026 s-a decis ca pauzele din calendarul activităților să vizeze doar activitatea cadrelor didactice (vacanțele școlare), consilierea și facilitarea continuând, aspect care va face obiectul unei notificări. Cadrele didactice participă în paralel la programul de formare din SA5.2, ale cărui teme le aplică direct în sesiuni. Masa caldă pentru elevii participanți, introdusă prin Actul adițional nr. 1, va fi acordată după finalizarea achiziției serviciilor, pe baza listelor de prezență la sesiunile remediale.</w:t>
       </w:r>
     </w:p>
     <w:p>

--- a/RP1_UNIC_352704/livrabile/RP1_texte_SA1.1_A4_A5.docx
+++ b/RP1_UNIC_352704/livrabile/RP1_texte_SA1.1_A4_A5.docx
@@ -13,7 +13,7 @@
           <w:i w:val="0"/>
           <w:sz w:val="28"/>
         </w:rPr>
-        <w:t>Raportul de progres nr. 1 (iulie – septembrie 2026) – texte pentru secțiunea 4 „Activități implementate și rezultate obținute”</w:t>
+        <w:t>Raportul de progres nr. 1 (iulie – septembrie 2026) – texte pentru MySMIS2021</w:t>
       </w:r>
     </w:p>
     <w:p>
@@ -41,7 +41,7 @@
           <w:i w:val="0"/>
           <w:sz w:val="20"/>
         </w:rPr>
-        <w:t>Proiect UNIC – „Uniți pentru Nevoile Incluzive și Continuitatea Educației Elevilor”, cod SMIS 352704 | versiunea din 13.10.2026</w:t>
+        <w:t>Proiect UNIC – „Uniți pentru Nevoile Incluzive și Continuitatea Educației Elevilor”, cod SMIS 352704 | versiunea din 14.10.2026</w:t>
       </w:r>
     </w:p>
     <w:p>
@@ -55,7 +55,7 @@
           <w:i/>
           <w:sz w:val="20"/>
         </w:rPr>
-        <w:t xml:space="preserve">Fiecare subactivitate are trei câmpuri, în ordinea din MySMIS2021: Rezultat obținut în perioada de raportare (limită 3.500 de caractere), Abateri/riscuri identificate și Progres în perioada de raportare (limită 10.500 de caractere). Numărul de caractere este indicat sub fiecare titlu. Marcajele galbene </w:t>
+        <w:t xml:space="preserve">Câmpurile sunt în ordinea din MySMIS2021; limitele: 3.500 de caractere pentru „Rezultat obținut” și 10.500 pentru celelalte câmpuri. Numărul de caractere este indicat sub fiecare titlu. Marcajele galbene </w:t>
       </w:r>
       <w:r>
         <w:rPr>
